--- a/ms-2026-09-13v2.docx
+++ b/ms-2026-09-13v2.docx
@@ -1657,7 +1657,233 @@
           <w:i/>
           <w:iCs/>
         </w:rPr>
-        <w:t xml:space="preserve">Two </w:t>
+        <w:t>Two signatures in which the 89-type classification misses clear differences</w:t>
+      </w:r>
+    </w:p>
+    <w:p>
+      <w:pPr>
+        <w:pStyle w:val="normalfirst"/>
+        <w:rPr/>
+      </w:pPr>
+      <w:r>
+        <w:rPr>
+          <w:rFonts w:eastAsia="Times New Roman" w:hint="eastAsia"/>
+        </w:rPr>
+        <w:t xml:space="preserve">While the 89-type classification system on the whole better discriminates signatures, in two cases the 83-type and 476 type systems clearly differentiated signatures that were almost </w:t>
+      </w:r>
+      <w:r>
+        <w:rPr>
+          <w:rFonts w:eastAsia="Times New Roman"/>
+        </w:rPr>
+        <w:t>identical to</w:t>
+      </w:r>
+      <w:r>
+        <w:rPr>
+          <w:rFonts w:eastAsia="Times New Roman" w:hint="eastAsia"/>
+        </w:rPr>
+        <w:t xml:space="preserve"> the 89-type system. One case consisted of InsDel13 and InsDel</w:t>
+      </w:r>
+      <w:r>
+        <w:rPr>
+          <w:rFonts w:eastAsia="Times New Roman"/>
+        </w:rPr>
+        <w:t>_</w:t>
+      </w:r>
+      <w:r>
+        <w:rPr>
+          <w:rFonts w:eastAsia="Times New Roman" w:hint="eastAsia"/>
+        </w:rPr>
+        <w:t>C. These are nearly identical in the 89-type system, which groups deletions of single Ts in stretches of 1, 2, 3, or 4 Ts as a single deletion type. However the 83 and 476 type systems show that InsDel</w:t>
+      </w:r>
+      <w:r>
+        <w:rPr>
+          <w:rFonts w:eastAsia="Times New Roman"/>
+        </w:rPr>
+        <w:t>_</w:t>
+      </w:r>
+      <w:r>
+        <w:rPr>
+          <w:rFonts w:eastAsia="Times New Roman" w:hint="eastAsia"/>
+        </w:rPr>
+        <w:t>C has deletions of 1 T from ATA (ATA</w:t>
+      </w:r>
+      <w:r>
+        <w:rPr>
+          <w:rFonts w:cs="DejaVu Sans" w:hint="eastAsia" w:ascii="DejaVu Sans" w:hAnsi="DejaVu Sans"/>
+        </w:rPr>
+        <w:t>→</w:t>
+      </w:r>
+      <w:r>
+        <w:rPr>
+          <w:rFonts w:eastAsia="Times New Roman" w:hint="eastAsia"/>
+        </w:rPr>
+        <w:t>AA), while InsDel13 has deletions of T from ATTA (ATTA</w:t>
+      </w:r>
+      <w:r>
+        <w:rPr>
+          <w:rFonts w:cs="DejaVu Sans" w:hint="eastAsia" w:ascii="DejaVu Sans" w:hAnsi="DejaVu Sans"/>
+        </w:rPr>
+        <w:t>→</w:t>
+      </w:r>
+      <w:r>
+        <w:rPr>
+          <w:rFonts w:eastAsia="Times New Roman" w:hint="eastAsia"/>
+        </w:rPr>
+        <w:t>ATA,</w:t>
+      </w:r>
+      <w:r>
+        <w:rPr>
+          <w:rFonts w:eastAsia="Times New Roman" w:hint="eastAsia"/>
+          <w:shd w:fill="00FFFF" w:val="clear"/>
+        </w:rPr>
+        <w:t xml:space="preserve"> Figure S2A)</w:t>
+      </w:r>
+      <w:r>
+        <w:rPr/>
+        <w:t>.</w:t>
+      </w:r>
+      <w:r>
+        <w:rPr>
+          <w:rFonts w:eastAsia="Times New Roman" w:hint="eastAsia"/>
+        </w:rPr>
+        <w:t xml:space="preserve"> The other case consisted of InsDel11 and InsDel16. InsDel11 has insertions of one C next to an isolated C (C with non-Cs on each side, e.g. ACG</w:t>
+      </w:r>
+      <w:r>
+        <w:rPr>
+          <w:rFonts w:cs="DejaVu Sans" w:hint="eastAsia" w:ascii="DejaVu Sans" w:hAnsi="DejaVu Sans"/>
+        </w:rPr>
+        <w:t>→</w:t>
+      </w:r>
+      <w:r>
+        <w:rPr>
+          <w:rFonts w:eastAsia="Times New Roman" w:hint="eastAsia"/>
+        </w:rPr>
+        <w:t>ACCG) and insertion of a one T next to an isolated T (e.g. GTG</w:t>
+      </w:r>
+      <w:r>
+        <w:rPr>
+          <w:rFonts w:cs="DejaVu Sans" w:hint="eastAsia" w:ascii="DejaVu Sans" w:hAnsi="DejaVu Sans"/>
+        </w:rPr>
+        <w:t>→</w:t>
+      </w:r>
+      <w:r>
+        <w:rPr>
+          <w:rFonts w:eastAsia="Times New Roman" w:hint="eastAsia"/>
+        </w:rPr>
+        <w:t>GTTG). InsDel16 has insertion of one C between non-Cs (e.g. AT</w:t>
+      </w:r>
+      <w:r>
+        <w:rPr>
+          <w:rFonts w:cs="DejaVu Sans" w:hint="eastAsia" w:ascii="DejaVu Sans" w:hAnsi="DejaVu Sans"/>
+        </w:rPr>
+        <w:t>→</w:t>
+      </w:r>
+      <w:r>
+        <w:rPr>
+          <w:rFonts w:eastAsia="Times New Roman" w:hint="eastAsia"/>
+        </w:rPr>
+        <w:t>ACT), and insertion of one T between non-Ts (e.g. AG</w:t>
+      </w:r>
+      <w:r>
+        <w:rPr>
+          <w:rFonts w:cs="DejaVu Sans" w:hint="eastAsia" w:ascii="DejaVu Sans" w:hAnsi="DejaVu Sans"/>
+        </w:rPr>
+        <w:t>→</w:t>
+      </w:r>
+      <w:r>
+        <w:rPr>
+          <w:rFonts w:eastAsia="Times New Roman" w:hint="eastAsia"/>
+        </w:rPr>
+        <w:t xml:space="preserve">ATG, </w:t>
+      </w:r>
+      <w:r>
+        <w:rPr>
+          <w:rFonts w:eastAsia="Times New Roman" w:hint="eastAsia"/>
+          <w:shd w:fill="00FFFF" w:val="clear"/>
+        </w:rPr>
+        <w:t>Figure S2B</w:t>
+      </w:r>
+      <w:r>
+        <w:rPr/>
+        <w:t xml:space="preserve">). Again, </w:t>
+      </w:r>
+      <w:r>
+        <w:rPr>
+          <w:rFonts w:eastAsia="Times New Roman" w:hint="eastAsia"/>
+        </w:rPr>
+        <w:t>the 89-type system does not capture these differences, while the 83 and 476-type systems do.</w:t>
+      </w:r>
+    </w:p>
+    <w:p>
+      <w:pPr>
+        <w:pStyle w:val="normalfirst"/>
+        <w:rPr>
+          <w:b/>
+          <w:bCs/>
+          <w:i/>
+          <w:iCs/>
+        </w:rPr>
+      </w:pPr>
+      <w:r>
+        <w:rPr>
+          <w:b/>
+          <w:bCs/>
+          <w:i/>
+          <w:iCs/>
+        </w:rPr>
+        <w:t>Clarified signatures of aristolochic-acid-induced deletions</w:t>
+      </w:r>
+    </w:p>
+    <w:p>
+      <w:pPr>
+        <w:pStyle w:val="normalfirst"/>
+        <w:rPr>
+          <w:b/>
+          <w:bCs/>
+          <w:i/>
+          <w:iCs/>
+        </w:rPr>
+      </w:pPr>
+      <w:r>
+        <w:rPr/>
+        <w:t xml:space="preserve">InsDel23 is caused by aristolochic acid (AA) exposure and the 476-type signatures shows that most AA deletions involve 5’TA3’/3’AT5’ → A/T (Figure 1, and see https://indelsig.net). This pattern is not visible in either the 83-type or 89-type classification </w:t>
+      </w:r>
+      <w:r>
+        <w:rPr>
+          <w:shd w:fill="FFFF00" w:val="clear"/>
+        </w:rPr>
+        <w:t>XXXXXX  Do the detailed spectrum of the exemplar XXXX</w:t>
+      </w:r>
+      <w:r>
+        <w:rPr/>
+        <w:t xml:space="preserve">  One might speculate that this pattern is related to the adenine adducts caused by AA, which are also thought to be responsible for the predominance of A</w:t>
+      </w:r>
+      <w:r>
+        <w:rPr>
+          <w:rFonts w:cs="DejaVu Sans" w:hint="eastAsia" w:ascii="DejaVu Sans" w:hAnsi="DejaVu Sans"/>
+        </w:rPr>
+        <w:t>→</w:t>
+      </w:r>
+      <w:r>
+        <w:rPr/>
+        <w:t xml:space="preserve">T single base substitutions in the AA SBS signature and for the frequent involvement of adenines in the AA DBS signature. </w:t>
+      </w:r>
+    </w:p>
+    <w:p>
+      <w:pPr>
+        <w:pStyle w:val="NormalWeb"/>
+        <w:ind w:hanging="0"/>
+        <w:rPr/>
+      </w:pPr>
+      <w:r>
+        <w:rPr>
+          <w:rFonts w:eastAsia="Times New Roman"/>
+          <w:b/>
+          <w:bCs/>
+          <w:i/>
+          <w:iCs/>
+        </w:rPr>
+        <w:t>APOBEC3A activity and InsDel_Aβ</w:t>
       </w:r>
       <w:r>
         <w:rPr>
@@ -1667,8 +1893,259 @@
           <w:i/>
           <w:iCs/>
         </w:rPr>
-        <w:t>signatures in which</w:t>
-      </w:r>
+        <w:t xml:space="preserve"> </w:t>
+      </w:r>
+    </w:p>
+    <w:p>
+      <w:pPr>
+        <w:pStyle w:val="NormalWeb"/>
+        <w:ind w:hanging="0"/>
+        <w:rPr/>
+      </w:pPr>
+      <w:r>
+        <w:rPr>
+          <w:rFonts w:eastAsia="Times New Roman"/>
+        </w:rPr>
+        <w:t>We identified InsDel_Aβ, an indel signature that in the 476-type classification consists primarily of 1 bp C deletions TCA</w:t>
+      </w:r>
+      <w:r>
+        <w:rPr>
+          <w:rFonts w:hint="eastAsia"/>
+        </w:rPr>
+        <w:t>→</w:t>
+      </w:r>
+      <w:r>
+        <w:rPr>
+          <w:rFonts w:eastAsia="Times New Roman"/>
+        </w:rPr>
+        <w:t>TA and TCT</w:t>
+      </w:r>
+      <w:r>
+        <w:rPr>
+          <w:rFonts w:hint="eastAsia"/>
+        </w:rPr>
+        <w:t>→</w:t>
+      </w:r>
+      <w:r>
+        <w:rPr>
+          <w:rFonts w:eastAsia="Times New Roman"/>
+        </w:rPr>
+        <w:t>TT deletions</w:t>
+      </w:r>
+      <w:r>
+        <w:rPr>
+          <w:rFonts w:eastAsia="Times New Roman" w:hint="eastAsia"/>
+        </w:rPr>
+        <w:t xml:space="preserve"> (</w:t>
+      </w:r>
+      <w:r>
+        <w:rPr>
+          <w:rFonts w:eastAsia="Times New Roman" w:hint="eastAsia"/>
+          <w:shd w:fill="00FFFF" w:val="clear"/>
+        </w:rPr>
+        <w:t>F</w:t>
+      </w:r>
+      <w:r>
+        <w:rPr>
+          <w:rFonts w:eastAsia="Times New Roman"/>
+          <w:shd w:fill="00FFFF" w:val="clear"/>
+        </w:rPr>
+        <w:t>i</w:t>
+      </w:r>
+      <w:r>
+        <w:rPr>
+          <w:rFonts w:eastAsia="Times New Roman" w:hint="eastAsia"/>
+          <w:shd w:fill="00FFFF" w:val="clear"/>
+        </w:rPr>
+        <w:t>gure S2C</w:t>
+      </w:r>
+      <w:r>
+        <w:rPr>
+          <w:rFonts w:eastAsia="Times New Roman" w:hint="eastAsia"/>
+        </w:rPr>
+        <w:t>, right sub-panel</w:t>
+      </w:r>
+      <w:r>
+        <w:rPr>
+          <w:rFonts w:eastAsia="Times New Roman"/>
+        </w:rPr>
+        <w:t xml:space="preserve">). Thus, InsDel_Aβ targets the same sequences as the canonical APOBEC SBS signatures SBS2 </w:t>
+      </w:r>
+      <w:r>
+        <w:rPr>
+          <w:rFonts w:eastAsia="Times New Roman" w:hint="eastAsia"/>
+        </w:rPr>
+        <w:t>(TCA</w:t>
+      </w:r>
+      <w:r>
+        <w:rPr>
+          <w:rFonts w:hint="eastAsia"/>
+        </w:rPr>
+        <w:t>→</w:t>
+      </w:r>
+      <w:r>
+        <w:rPr>
+          <w:rFonts w:eastAsia="Times New Roman" w:hint="eastAsia"/>
+        </w:rPr>
+        <w:t>TTA and TCT</w:t>
+      </w:r>
+      <w:r>
+        <w:rPr>
+          <w:rFonts w:cs="DejaVu Sans" w:hint="eastAsia" w:ascii="DejaVu Sans" w:hAnsi="DejaVu Sans"/>
+        </w:rPr>
+        <w:t>→</w:t>
+      </w:r>
+      <w:r>
+        <w:rPr>
+          <w:rFonts w:eastAsia="Times New Roman" w:hint="eastAsia"/>
+        </w:rPr>
+        <w:t>TTT)</w:t>
+      </w:r>
+      <w:r>
+        <w:rPr>
+          <w:rFonts w:eastAsia="Times New Roman"/>
+        </w:rPr>
+        <w:t xml:space="preserve"> and SBS13 </w:t>
+      </w:r>
+      <w:r>
+        <w:rPr>
+          <w:rFonts w:eastAsia="Times New Roman" w:hint="eastAsia"/>
+        </w:rPr>
+        <w:t>(TCA</w:t>
+      </w:r>
+      <w:r>
+        <w:rPr>
+          <w:rFonts w:cs="DejaVu Sans" w:hint="eastAsia" w:ascii="DejaVu Sans" w:hAnsi="DejaVu Sans"/>
+        </w:rPr>
+        <w:t>→</w:t>
+      </w:r>
+      <w:r>
+        <w:rPr>
+          <w:rFonts w:eastAsia="Times New Roman" w:hint="eastAsia"/>
+        </w:rPr>
+        <w:t>TGA and TCT</w:t>
+      </w:r>
+      <w:r>
+        <w:rPr>
+          <w:rFonts w:cs="DejaVu Sans" w:hint="eastAsia" w:ascii="DejaVu Sans" w:hAnsi="DejaVu Sans"/>
+        </w:rPr>
+        <w:t>→</w:t>
+      </w:r>
+      <w:r>
+        <w:rPr>
+          <w:rFonts w:eastAsia="Times New Roman" w:hint="eastAsia"/>
+        </w:rPr>
+        <w:t>TGT). E</w:t>
+      </w:r>
+      <w:r>
+        <w:rPr>
+          <w:rFonts w:eastAsia="Times New Roman"/>
+        </w:rPr>
+        <w:t>xperiments in cell culture showed that, in addition to single nucleotide substitutions, APOBEC3A induces indels, mainly TC</w:t>
+      </w:r>
+      <w:r>
+        <w:rPr>
+          <w:rFonts w:hint="eastAsia"/>
+        </w:rPr>
+        <w:t>→</w:t>
+      </w:r>
+      <w:r>
+        <w:rPr>
+          <w:rFonts w:eastAsia="Times New Roman"/>
+        </w:rPr>
+        <w:t xml:space="preserve">T </w:t>
+      </w:r>
+      <w:bookmarkStart w:id="16" w:name="ZOTERO_BREF_CAdMe2IeGVl5"/>
+      <w:r>
+        <w:rPr>
+          <w:rFonts w:eastAsia="Times New Roman"/>
+        </w:rPr>
+        <w:t>(DeWeerd et al. 2022)</w:t>
+      </w:r>
+      <w:bookmarkEnd w:id="16"/>
+      <w:r>
+        <w:rPr>
+          <w:rFonts w:eastAsia="Times New Roman"/>
+        </w:rPr>
+        <w:t xml:space="preserve">. In parallel, we discovered the corresponding 83-type indel signature, ID_A, which, compared to C_ID9, is more similar to </w:t>
+      </w:r>
+      <w:r>
+        <w:rPr>
+          <w:rFonts w:eastAsia="Times New Roman" w:hint="eastAsia"/>
+        </w:rPr>
+        <w:t>the experimental indel spectrum in</w:t>
+      </w:r>
+      <w:r>
+        <w:rPr>
+          <w:rFonts w:eastAsia="Times New Roman"/>
+        </w:rPr>
+        <w:t xml:space="preserve"> </w:t>
+      </w:r>
+      <w:bookmarkStart w:id="17" w:name="ZOTERO_BREF_PIzfJaCA5fo2"/>
+      <w:r>
+        <w:rPr>
+          <w:rFonts w:eastAsia="Times New Roman"/>
+        </w:rPr>
+        <w:t>(DeWeerd et al. 2022)</w:t>
+      </w:r>
+      <w:bookmarkEnd w:id="17"/>
+      <w:r>
+        <w:rPr/>
+        <w:t>.</w:t>
+      </w:r>
+      <w:r>
+        <w:rPr>
+          <w:rFonts w:eastAsia="Times New Roman" w:hint="eastAsia"/>
+        </w:rPr>
+        <w:t xml:space="preserve"> Notably ID9 and InsDel9 in both the 89-type and 476-type classifications have many deletions of single thymines, while </w:t>
+      </w:r>
+      <w:r>
+        <w:rPr>
+          <w:rFonts w:eastAsia="Times New Roman"/>
+        </w:rPr>
+        <w:t>ID_A and InsDel_Aβ in the 89-type and 476-type classifications lack these</w:t>
+      </w:r>
+      <w:r>
+        <w:rPr>
+          <w:rFonts w:eastAsia="宋体" w:hint="eastAsia"/>
+        </w:rPr>
+        <w:t xml:space="preserve"> </w:t>
+      </w:r>
+      <w:r>
+        <w:rPr>
+          <w:rFonts w:eastAsia="Times New Roman" w:hint="eastAsia"/>
+          <w:shd w:fill="00FFFF" w:val="clear"/>
+        </w:rPr>
+        <w:t>(Figure S2C)</w:t>
+      </w:r>
+      <w:r>
+        <w:rPr>
+          <w:rFonts w:eastAsia="Times New Roman"/>
+        </w:rPr>
+        <w:t xml:space="preserve">. In addition, the InsDel9 476-type signature also has many deletions of a single C following A or G, while InsDel_Aβ has almost exclusively deletions of a single C following T. This signature was was also noted in </w:t>
+      </w:r>
+      <w:bookmarkStart w:id="18" w:name="ZOTERO_BREF_EcFI6Fskdsau"/>
+      <w:r>
+        <w:rPr>
+          <w:rFonts w:eastAsia="Times New Roman"/>
+        </w:rPr>
+        <w:t>(Koh et al. 2025)</w:t>
+      </w:r>
+      <w:bookmarkEnd w:id="18"/>
+      <w:r>
+        <w:rPr>
+          <w:rFonts w:eastAsia="Times New Roman"/>
+        </w:rPr>
+        <w:t xml:space="preserve">, who denoted it InD9a. We propose that this signature is distinct enough from InsDel9 in the 476-type classification to warrant an identifier.  </w:t>
+      </w:r>
+    </w:p>
+    <w:p>
+      <w:pPr>
+        <w:pStyle w:val="normalfirst"/>
+        <w:rPr>
+          <w:shd w:fill="FFFF00" w:val="clear"/>
+        </w:rPr>
+      </w:pPr>
       <w:r>
         <w:rPr>
           <w:rFonts w:eastAsia="Times New Roman" w:hint="eastAsia"/>
@@ -1677,325 +2154,76 @@
           <w:i/>
           <w:iCs/>
         </w:rPr>
-        <w:t xml:space="preserve"> the 89-type classification misses clear differences</w:t>
+        <w:t>MSS tumors: single-thymine indels in poly-T tracts</w:t>
+      </w:r>
+    </w:p>
+    <w:p>
+      <w:pPr>
+        <w:pStyle w:val="BodyText"/>
+        <w:rPr/>
+      </w:pPr>
+      <w:r>
+        <w:rPr>
+          <w:rFonts w:eastAsia="Times New Roman"/>
+        </w:rPr>
+        <w:t xml:space="preserve">De-novo signature discovery using both HDP- and NMF in all 3 indel signature classifications identified signatures with similar proportions of deletions and insertions of a single thymine in poly-T tracts. These occur almost exclusively in MSS tumors. We termed these ID_N (the 83-type signature) plus InsDel_Nα and InsDel_Nβ (the 89- and 476-type signatures). Previous analysis in the 83-type classification allocated insertions and deletions of single thymines in poly-T tracts to separate signatures ID1 and ID2, and did not differentiate between signature occurrence in MSS versus MSI-H </w:t>
+      </w:r>
+      <w:bookmarkStart w:id="19" w:name="ZOTERO_BREF_YU0vhT0bGj2b"/>
+      <w:r>
+        <w:rPr>
+          <w:rFonts w:eastAsia="Times New Roman"/>
+        </w:rPr>
+        <w:t>(Alexandrov et al. 2020b)</w:t>
+      </w:r>
+      <w:bookmarkEnd w:id="19"/>
+      <w:r>
+        <w:rPr>
+          <w:rFonts w:eastAsia="Times New Roman"/>
+        </w:rPr>
+        <w:t>. We first focus on</w:t>
+      </w:r>
+      <w:r>
+        <w:rPr>
+          <w:rFonts w:eastAsia="Times New Roman" w:hint="eastAsia"/>
+        </w:rPr>
+        <w:t xml:space="preserve"> </w:t>
+      </w:r>
+      <w:r>
+        <w:rPr>
+          <w:rFonts w:eastAsia="Times New Roman"/>
+        </w:rPr>
+        <w:t xml:space="preserve">InsDel_Nβ which occurs in 2,629 of 6,770 MSS tumors (39%) in diverse cancer types and in only 9 of 176 MSI-H tumors </w:t>
+      </w:r>
+      <w:r>
+        <w:rPr>
+          <w:rFonts w:eastAsia="Times New Roman"/>
+          <w:shd w:fill="00FFFF" w:val="clear"/>
+        </w:rPr>
+        <w:t>(5%, Table S10)</w:t>
+      </w:r>
+      <w:r>
+        <w:rPr>
+          <w:shd w:fill="00FFFF" w:val="clear"/>
+        </w:rPr>
+        <w:t xml:space="preserve">. </w:t>
+      </w:r>
+      <w:r>
+        <w:rPr>
+          <w:shd w:fill="auto" w:val="clear"/>
+        </w:rPr>
+        <w:t>Roughly half the tumors with InsDel_N</w:t>
+      </w:r>
+      <w:r>
+        <w:rPr>
+          <w:rFonts w:eastAsia="Times New Roman"/>
+          <w:shd w:fill="auto" w:val="clear"/>
+        </w:rPr>
+        <w:t xml:space="preserve">β also have InsDel1a, and InsDel1a also occurs without InsDel_Nβ in 2,596 MSS tumors (39%) and 35 MSI-H tumors (20%). Thus, many MSS tumors have roughly equal proportions of thymine deletions and insertion in long poly-T tracts (InsDel_Nβ ), but other tumors have varying proportions of additional insertions (InsDel_1a), and some tumor spectra are completely dominated by these insertions. The other signature with approximately equal proportions of insertions and deletions of a thymine in a poly-T tract, InsDel_Nα, is rare in both MSS and MSI-H tumors, occurring in only 55 of 6,770 MSS tumors and 2 of 175 MSI-H tumors. </w:t>
       </w:r>
     </w:p>
     <w:p>
       <w:pPr>
         <w:pStyle w:val="normalfirst"/>
-        <w:rPr/>
-      </w:pPr>
-      <w:r>
-        <w:rPr>
-          <w:rFonts w:eastAsia="Times New Roman" w:hint="eastAsia"/>
-        </w:rPr>
-        <w:t xml:space="preserve">While the 89-type classification system on the whole better discriminates signatures, in two cases the 83-type and 476 type systems clearly differentiated signatures that were almost </w:t>
-      </w:r>
-      <w:r>
-        <w:rPr>
-          <w:rFonts w:eastAsia="Times New Roman"/>
-        </w:rPr>
-        <w:t>identical to</w:t>
-      </w:r>
-      <w:r>
-        <w:rPr>
-          <w:rFonts w:eastAsia="Times New Roman" w:hint="eastAsia"/>
-        </w:rPr>
-        <w:t xml:space="preserve"> the 89-type system. One case consisted of InsDel13 and InsDel</w:t>
-      </w:r>
-      <w:r>
-        <w:rPr>
-          <w:rFonts w:eastAsia="Times New Roman"/>
-        </w:rPr>
-        <w:t>_</w:t>
-      </w:r>
-      <w:r>
-        <w:rPr>
-          <w:rFonts w:eastAsia="Times New Roman" w:hint="eastAsia"/>
-        </w:rPr>
-        <w:t>C. These are nearly identical in the 89-type system, which groups deletions of single Ts in stretches of 1, 2, 3, or 4 Ts as a single deletion type. However the 83 and 476 type systems show that InsDel</w:t>
-      </w:r>
-      <w:r>
-        <w:rPr>
-          <w:rFonts w:eastAsia="Times New Roman"/>
-        </w:rPr>
-        <w:t>_</w:t>
-      </w:r>
-      <w:r>
-        <w:rPr>
-          <w:rFonts w:eastAsia="Times New Roman" w:hint="eastAsia"/>
-        </w:rPr>
-        <w:t>C has deletions of 1 T from ATA (ATA</w:t>
-      </w:r>
-      <w:r>
-        <w:rPr>
-          <w:rFonts w:cs="DejaVu Sans" w:hint="eastAsia" w:ascii="DejaVu Sans" w:hAnsi="DejaVu Sans"/>
-        </w:rPr>
-        <w:t>→</w:t>
-      </w:r>
-      <w:r>
-        <w:rPr>
-          <w:rFonts w:eastAsia="Times New Roman" w:hint="eastAsia"/>
-        </w:rPr>
-        <w:t>AA), while InsDel13 has deletions of T from ATTA (ATTA</w:t>
-      </w:r>
-      <w:r>
-        <w:rPr>
-          <w:rFonts w:cs="DejaVu Sans" w:hint="eastAsia" w:ascii="DejaVu Sans" w:hAnsi="DejaVu Sans"/>
-        </w:rPr>
-        <w:t>→</w:t>
-      </w:r>
-      <w:r>
-        <w:rPr>
-          <w:rFonts w:eastAsia="Times New Roman" w:hint="eastAsia"/>
-        </w:rPr>
-        <w:t>ATA,</w:t>
-      </w:r>
-      <w:r>
-        <w:rPr>
-          <w:rFonts w:eastAsia="Times New Roman" w:hint="eastAsia"/>
-          <w:shd w:fill="00FFFF" w:val="clear"/>
-        </w:rPr>
-        <w:t xml:space="preserve"> Figure S2A)</w:t>
-      </w:r>
-      <w:r>
-        <w:rPr/>
-        <w:t>.</w:t>
-      </w:r>
-      <w:r>
-        <w:rPr>
-          <w:rFonts w:eastAsia="Times New Roman" w:hint="eastAsia"/>
-        </w:rPr>
-        <w:t xml:space="preserve"> The other case consisted of InsDel11 and InsDel16. InsDel11 has insertions of one C next to an isolated C (C with non-Cs on each side, e.g. ACG</w:t>
-      </w:r>
-      <w:r>
-        <w:rPr>
-          <w:rFonts w:cs="DejaVu Sans" w:hint="eastAsia" w:ascii="DejaVu Sans" w:hAnsi="DejaVu Sans"/>
-        </w:rPr>
-        <w:t>→</w:t>
-      </w:r>
-      <w:r>
-        <w:rPr>
-          <w:rFonts w:eastAsia="Times New Roman" w:hint="eastAsia"/>
-        </w:rPr>
-        <w:t>ACCG) and insertion of a one T next to an isolated T (e.g. GTG</w:t>
-      </w:r>
-      <w:r>
-        <w:rPr>
-          <w:rFonts w:cs="DejaVu Sans" w:hint="eastAsia" w:ascii="DejaVu Sans" w:hAnsi="DejaVu Sans"/>
-        </w:rPr>
-        <w:t>→</w:t>
-      </w:r>
-      <w:r>
-        <w:rPr>
-          <w:rFonts w:eastAsia="Times New Roman" w:hint="eastAsia"/>
-        </w:rPr>
-        <w:t>GTTG). InsDel16 has insertion of one C between non-Cs (e.g. AT</w:t>
-      </w:r>
-      <w:r>
-        <w:rPr>
-          <w:rFonts w:cs="DejaVu Sans" w:hint="eastAsia" w:ascii="DejaVu Sans" w:hAnsi="DejaVu Sans"/>
-        </w:rPr>
-        <w:t>→</w:t>
-      </w:r>
-      <w:r>
-        <w:rPr>
-          <w:rFonts w:eastAsia="Times New Roman" w:hint="eastAsia"/>
-        </w:rPr>
-        <w:t>ACT), and insertion of one T between non-Ts (e.g. AG</w:t>
-      </w:r>
-      <w:r>
-        <w:rPr>
-          <w:rFonts w:cs="DejaVu Sans" w:hint="eastAsia" w:ascii="DejaVu Sans" w:hAnsi="DejaVu Sans"/>
-        </w:rPr>
-        <w:t>→</w:t>
-      </w:r>
-      <w:r>
-        <w:rPr>
-          <w:rFonts w:eastAsia="Times New Roman" w:hint="eastAsia"/>
-        </w:rPr>
-        <w:t xml:space="preserve">ATG, </w:t>
-      </w:r>
-      <w:r>
-        <w:rPr>
-          <w:rFonts w:eastAsia="Times New Roman" w:hint="eastAsia"/>
-          <w:shd w:fill="00FFFF" w:val="clear"/>
-        </w:rPr>
-        <w:t>Figure S2B</w:t>
-      </w:r>
-      <w:r>
-        <w:rPr/>
-        <w:t xml:space="preserve">). Again, </w:t>
-      </w:r>
-      <w:r>
-        <w:rPr>
-          <w:rFonts w:eastAsia="Times New Roman" w:hint="eastAsia"/>
-        </w:rPr>
-        <w:t>the 89-type system does not capture these differences, while the 83 and 476-type systems do.</w:t>
-      </w:r>
-    </w:p>
-    <w:p>
-      <w:pPr>
-        <w:pStyle w:val="normalfirst"/>
-        <w:rPr>
-          <w:b/>
-          <w:bCs/>
-          <w:i/>
-          <w:iCs/>
-        </w:rPr>
-      </w:pPr>
-      <w:r>
-        <w:rPr>
-          <w:b/>
-          <w:bCs/>
-          <w:i/>
-          <w:iCs/>
-        </w:rPr>
-        <w:t>Cl</w:t>
-      </w:r>
-      <w:r>
-        <w:rPr>
-          <w:b/>
-          <w:bCs/>
-          <w:i/>
-          <w:iCs/>
-        </w:rPr>
-        <w:t>arifie</w:t>
-      </w:r>
-      <w:r>
-        <w:rPr>
-          <w:b/>
-          <w:bCs/>
-          <w:i/>
-          <w:iCs/>
-        </w:rPr>
-        <w:t>d</w:t>
-      </w:r>
-      <w:r>
-        <w:rPr>
-          <w:b/>
-          <w:bCs/>
-          <w:i/>
-          <w:iCs/>
-        </w:rPr>
-        <w:t xml:space="preserve"> </w:t>
-      </w:r>
-      <w:r>
-        <w:rPr>
-          <w:b/>
-          <w:bCs/>
-          <w:i/>
-          <w:iCs/>
-        </w:rPr>
-        <w:t>signatures of aristolochic-acid-induced deletions</w:t>
-      </w:r>
-    </w:p>
-    <w:p>
-      <w:pPr>
-        <w:pStyle w:val="normalfirst"/>
-        <w:rPr>
-          <w:b/>
-          <w:bCs/>
-          <w:i/>
-          <w:iCs/>
-        </w:rPr>
-      </w:pPr>
-      <w:r>
-        <w:rPr/>
-        <w:t xml:space="preserve">InsDel23 is caused by aristolochic acid </w:t>
-      </w:r>
-      <w:r>
-        <w:rPr/>
-        <w:t xml:space="preserve">(AA) </w:t>
-      </w:r>
-      <w:r>
-        <w:rPr/>
-        <w:t xml:space="preserve">exposure and </w:t>
-      </w:r>
-      <w:r>
-        <w:rPr/>
-        <w:t xml:space="preserve">the 476-type signatures </w:t>
-      </w:r>
-      <w:r>
-        <w:rPr/>
-        <w:t xml:space="preserve">shows that most </w:t>
-      </w:r>
-      <w:r>
-        <w:rPr/>
-        <w:t xml:space="preserve">AA </w:t>
-      </w:r>
-      <w:r>
-        <w:rPr/>
-        <w:t xml:space="preserve">deletions </w:t>
-      </w:r>
-      <w:r>
-        <w:rPr/>
-        <w:t xml:space="preserve">involve 5’TA3’/3’AT5’ → A/T (Figure 1, and see https://indelsig.net). This pattern is not visible in either the 83-type or 89-type classification </w:t>
-      </w:r>
-      <w:r>
-        <w:rPr>
-          <w:shd w:fill="FFFF00" w:val="clear"/>
-        </w:rPr>
-        <w:t>XXXXXX  Do the detailed spectrum of the exemplar XXXX</w:t>
-      </w:r>
-      <w:r>
-        <w:rPr/>
-        <w:t xml:space="preserve"> </w:t>
-      </w:r>
-      <w:r>
-        <w:rPr/>
-        <w:t xml:space="preserve"> </w:t>
-      </w:r>
-      <w:r>
-        <w:rPr/>
-        <w:t>O</w:t>
-      </w:r>
-      <w:r>
-        <w:rPr/>
-        <w:t xml:space="preserve">ne might speculate </w:t>
-      </w:r>
-      <w:r>
-        <w:rPr/>
-        <w:t xml:space="preserve">that this pattern is </w:t>
-      </w:r>
-      <w:r>
-        <w:rPr/>
-        <w:t xml:space="preserve">related to the adenine adducts caused by AA, </w:t>
-      </w:r>
-      <w:r>
-        <w:rPr/>
-        <w:t xml:space="preserve">which are </w:t>
-      </w:r>
-      <w:r>
-        <w:rPr/>
-        <w:t>also thought to be responsible for the predominance of A</w:t>
-      </w:r>
-      <w:r>
-        <w:rPr>
-          <w:rFonts w:cs="DejaVu Sans" w:hint="eastAsia" w:ascii="DejaVu Sans" w:hAnsi="DejaVu Sans"/>
-        </w:rPr>
-        <w:t>→</w:t>
-      </w:r>
-      <w:r>
-        <w:rPr/>
-        <w:t xml:space="preserve">T single base substitutions in the AA SBS signature and </w:t>
-      </w:r>
-      <w:r>
-        <w:rPr/>
-        <w:t>for</w:t>
-      </w:r>
-      <w:r>
-        <w:rPr/>
-        <w:t xml:space="preserve"> the frequent involvement of adenines in the AA DBS signature. </w:t>
-      </w:r>
-    </w:p>
-    <w:p>
-      <w:pPr>
-        <w:pStyle w:val="NormalWeb"/>
-        <w:ind w:hanging="0"/>
-        <w:rPr/>
-      </w:pPr>
-      <w:r>
         <w:rPr>
           <w:rFonts w:eastAsia="Times New Roman"/>
           <w:b/>
@@ -2003,632 +2231,8 @@
           <w:i/>
           <w:iCs/>
         </w:rPr>
-        <w:t>APOBEC3A activity and InsDel_Aβ</w:t>
-      </w:r>
-      <w:r>
-        <w:rPr>
-          <w:rFonts w:eastAsia="Times New Roman" w:hint="eastAsia"/>
-          <w:b/>
-          <w:bCs/>
-          <w:i/>
-          <w:iCs/>
-        </w:rPr>
-        <w:t xml:space="preserve"> </w:t>
-      </w:r>
-    </w:p>
-    <w:p>
-      <w:pPr>
-        <w:pStyle w:val="NormalWeb"/>
-        <w:ind w:hanging="0"/>
-        <w:rPr/>
-      </w:pPr>
-      <w:r>
-        <w:rPr>
-          <w:rFonts w:eastAsia="Times New Roman"/>
-        </w:rPr>
-        <w:t>We identified InsDel_Aβ, an indel signature that in the 476-type classification consists primarily of 1 bp C deletions TCA</w:t>
-      </w:r>
-      <w:r>
-        <w:rPr>
-          <w:rFonts w:hint="eastAsia"/>
-        </w:rPr>
-        <w:t>→</w:t>
-      </w:r>
-      <w:r>
-        <w:rPr>
-          <w:rFonts w:eastAsia="Times New Roman"/>
-        </w:rPr>
-        <w:t>TA and TCT</w:t>
-      </w:r>
-      <w:r>
-        <w:rPr>
-          <w:rFonts w:hint="eastAsia"/>
-        </w:rPr>
-        <w:t>→</w:t>
-      </w:r>
-      <w:r>
-        <w:rPr>
-          <w:rFonts w:eastAsia="Times New Roman"/>
-        </w:rPr>
-        <w:t>TT deletions</w:t>
-      </w:r>
-      <w:r>
-        <w:rPr>
-          <w:rFonts w:eastAsia="Times New Roman" w:hint="eastAsia"/>
-        </w:rPr>
-        <w:t xml:space="preserve"> (</w:t>
-      </w:r>
-      <w:r>
-        <w:rPr>
-          <w:rFonts w:eastAsia="Times New Roman" w:hint="eastAsia"/>
-          <w:shd w:fill="00FFFF" w:val="clear"/>
-        </w:rPr>
-        <w:t>F</w:t>
-      </w:r>
-      <w:r>
-        <w:rPr>
-          <w:rFonts w:eastAsia="Times New Roman"/>
-          <w:shd w:fill="00FFFF" w:val="clear"/>
-        </w:rPr>
-        <w:t>i</w:t>
-      </w:r>
-      <w:r>
-        <w:rPr>
-          <w:rFonts w:eastAsia="Times New Roman" w:hint="eastAsia"/>
-          <w:shd w:fill="00FFFF" w:val="clear"/>
-        </w:rPr>
-        <w:t>gure S2C</w:t>
-      </w:r>
-      <w:r>
-        <w:rPr>
-          <w:rFonts w:eastAsia="Times New Roman" w:hint="eastAsia"/>
-        </w:rPr>
-        <w:t>, right sub-panel</w:t>
-      </w:r>
-      <w:r>
-        <w:rPr>
-          <w:rFonts w:eastAsia="Times New Roman"/>
-        </w:rPr>
-        <w:t xml:space="preserve">). Thus, InsDel_Aβ targets the same sequences as the canonical APOBEC SBS signatures SBS2 </w:t>
-      </w:r>
-      <w:r>
-        <w:rPr>
-          <w:rFonts w:eastAsia="Times New Roman" w:hint="eastAsia"/>
-        </w:rPr>
-        <w:t>(TCA</w:t>
-      </w:r>
-      <w:r>
-        <w:rPr>
-          <w:rFonts w:hint="eastAsia"/>
-        </w:rPr>
-        <w:t>→</w:t>
-      </w:r>
-      <w:r>
-        <w:rPr>
-          <w:rFonts w:eastAsia="Times New Roman" w:hint="eastAsia"/>
-        </w:rPr>
-        <w:t>TTA and TCT</w:t>
-      </w:r>
-      <w:r>
-        <w:rPr>
-          <w:rFonts w:cs="DejaVu Sans" w:hint="eastAsia" w:ascii="DejaVu Sans" w:hAnsi="DejaVu Sans"/>
-        </w:rPr>
-        <w:t>→</w:t>
-      </w:r>
-      <w:r>
-        <w:rPr>
-          <w:rFonts w:eastAsia="Times New Roman" w:hint="eastAsia"/>
-        </w:rPr>
-        <w:t>TTT)</w:t>
-      </w:r>
-      <w:r>
-        <w:rPr>
-          <w:rFonts w:eastAsia="Times New Roman"/>
-        </w:rPr>
-        <w:t xml:space="preserve"> and SBS13 </w:t>
-      </w:r>
-      <w:r>
-        <w:rPr>
-          <w:rFonts w:eastAsia="Times New Roman" w:hint="eastAsia"/>
-        </w:rPr>
-        <w:t>(TCA</w:t>
-      </w:r>
-      <w:r>
-        <w:rPr>
-          <w:rFonts w:cs="DejaVu Sans" w:hint="eastAsia" w:ascii="DejaVu Sans" w:hAnsi="DejaVu Sans"/>
-        </w:rPr>
-        <w:t>→</w:t>
-      </w:r>
-      <w:r>
-        <w:rPr>
-          <w:rFonts w:eastAsia="Times New Roman" w:hint="eastAsia"/>
-        </w:rPr>
-        <w:t>TGA and TCT</w:t>
-      </w:r>
-      <w:r>
-        <w:rPr>
-          <w:rFonts w:cs="DejaVu Sans" w:hint="eastAsia" w:ascii="DejaVu Sans" w:hAnsi="DejaVu Sans"/>
-        </w:rPr>
-        <w:t>→</w:t>
-      </w:r>
-      <w:r>
-        <w:rPr>
-          <w:rFonts w:eastAsia="Times New Roman" w:hint="eastAsia"/>
-        </w:rPr>
-        <w:t>TGT). E</w:t>
-      </w:r>
-      <w:r>
-        <w:rPr>
-          <w:rFonts w:eastAsia="Times New Roman"/>
-        </w:rPr>
-        <w:t>xperiments in cell culture showed that, in addition to single nucleotide substitutions, APOBEC3A induces indels, mainly TC</w:t>
-      </w:r>
-      <w:r>
-        <w:rPr>
-          <w:rFonts w:hint="eastAsia"/>
-        </w:rPr>
-        <w:t>→</w:t>
-      </w:r>
-      <w:r>
-        <w:rPr>
-          <w:rFonts w:eastAsia="Times New Roman"/>
-        </w:rPr>
-        <w:t xml:space="preserve">T </w:t>
-      </w:r>
-      <w:bookmarkStart w:id="16" w:name="ZOTERO_BREF_CAdMe2IeGVl5"/>
-      <w:r>
-        <w:rPr>
-          <w:rFonts w:eastAsia="Times New Roman"/>
-        </w:rPr>
-        <w:t>(DeWeerd et al. 2022)</w:t>
-      </w:r>
-      <w:bookmarkEnd w:id="16"/>
-      <w:r>
-        <w:rPr>
-          <w:rFonts w:eastAsia="Times New Roman"/>
-        </w:rPr>
-        <w:t xml:space="preserve">. In parallel, we discovered the corresponding 83-type indel signature, ID_A, which, compared to C_ID9, is more similar to </w:t>
-      </w:r>
-      <w:r>
-        <w:rPr>
-          <w:rFonts w:eastAsia="Times New Roman" w:hint="eastAsia"/>
-        </w:rPr>
-        <w:t>the experimental indel spectrum in</w:t>
-      </w:r>
-      <w:r>
-        <w:rPr>
-          <w:rFonts w:eastAsia="Times New Roman"/>
-        </w:rPr>
-        <w:t xml:space="preserve"> </w:t>
-      </w:r>
-      <w:bookmarkStart w:id="17" w:name="ZOTERO_BREF_PIzfJaCA5fo2"/>
-      <w:r>
-        <w:rPr>
-          <w:rFonts w:eastAsia="Times New Roman"/>
-        </w:rPr>
-        <w:t>(DeWeerd et al. 2022)</w:t>
-      </w:r>
-      <w:bookmarkEnd w:id="17"/>
-      <w:r>
-        <w:rPr/>
-        <w:t>.</w:t>
-      </w:r>
-      <w:r>
-        <w:rPr>
-          <w:rFonts w:eastAsia="Times New Roman" w:hint="eastAsia"/>
-        </w:rPr>
-        <w:t xml:space="preserve"> Notably ID9 and InsDel9 in both the 89-type and 476-type classifications have many deletions of single thymines, while </w:t>
-      </w:r>
-      <w:r>
-        <w:rPr>
-          <w:rFonts w:eastAsia="Times New Roman"/>
-        </w:rPr>
-        <w:t>ID_A and InsDel_Aβ in the 89-type and 476-type classifications lack these</w:t>
-      </w:r>
-      <w:r>
-        <w:rPr>
-          <w:rFonts w:eastAsia="宋体" w:hint="eastAsia"/>
-        </w:rPr>
-        <w:t xml:space="preserve"> </w:t>
-      </w:r>
-      <w:r>
-        <w:rPr>
-          <w:rFonts w:eastAsia="Times New Roman" w:hint="eastAsia"/>
-          <w:shd w:fill="00FFFF" w:val="clear"/>
-        </w:rPr>
-        <w:t>(Figure S2C)</w:t>
-      </w:r>
-      <w:r>
-        <w:rPr>
-          <w:rFonts w:eastAsia="Times New Roman"/>
-        </w:rPr>
-        <w:t xml:space="preserve">. In addition, the InsDel9 476-type signature also has many deletions of a single C following A or G, while InsDel_Aβ has almost exclusively deletions of a single C following T. This signature was was also noted in </w:t>
-      </w:r>
-      <w:bookmarkStart w:id="18" w:name="ZOTERO_BREF_EcFI6Fskdsau"/>
-      <w:r>
-        <w:rPr>
-          <w:rFonts w:eastAsia="Times New Roman"/>
-        </w:rPr>
-        <w:t>(Koh et al. 2025)</w:t>
-      </w:r>
-      <w:bookmarkEnd w:id="18"/>
-      <w:r>
-        <w:rPr>
-          <w:rFonts w:eastAsia="Times New Roman"/>
-        </w:rPr>
-        <w:t xml:space="preserve">, who denoted it InD9a. We propose that this signature is distinct enough from InsDel9 in the 476-type classification to warrant an identifier.  </w:t>
-      </w:r>
-    </w:p>
-    <w:p>
-      <w:pPr>
-        <w:pStyle w:val="normalfirst"/>
-        <w:rPr>
-          <w:shd w:fill="FFFF00" w:val="clear"/>
-        </w:rPr>
-      </w:pPr>
-      <w:r>
-        <w:rPr>
-          <w:rFonts w:eastAsia="Times New Roman" w:hint="eastAsia"/>
-          <w:b/>
-          <w:bCs/>
-          <w:i/>
-          <w:iCs/>
-        </w:rPr>
-        <w:t>MSS tumors: s</w:t>
-      </w:r>
-      <w:r>
-        <w:rPr>
-          <w:rFonts w:eastAsia="Times New Roman" w:hint="eastAsia"/>
-          <w:b/>
-          <w:bCs/>
-          <w:i/>
-          <w:iCs/>
-        </w:rPr>
-        <w:t>ingle-thymine indels in poly-T tracts</w:t>
-      </w:r>
-    </w:p>
-    <w:p>
-      <w:pPr>
-        <w:pStyle w:val="BodyText"/>
-        <w:rPr/>
-      </w:pPr>
-      <w:r>
-        <w:rPr>
-          <w:rFonts w:eastAsia="Times New Roman"/>
-        </w:rPr>
-        <w:t xml:space="preserve">De-novo signature discovery using both HDP- and NMF in all 3 indel signature classifications identified signatures with similar proportions of deletions and insertions of </w:t>
-      </w:r>
-      <w:r>
-        <w:rPr>
-          <w:rFonts w:eastAsia="Times New Roman"/>
-        </w:rPr>
-        <w:t>a</w:t>
-      </w:r>
-      <w:r>
-        <w:rPr>
-          <w:rFonts w:eastAsia="Times New Roman"/>
-        </w:rPr>
-        <w:t xml:space="preserve"> single thymine in poly-T tracts. </w:t>
-      </w:r>
-      <w:r>
-        <w:rPr>
-          <w:rFonts w:eastAsia="Times New Roman"/>
-        </w:rPr>
-        <w:t xml:space="preserve">These </w:t>
-      </w:r>
-      <w:r>
-        <w:rPr>
-          <w:rFonts w:eastAsia="Times New Roman"/>
-        </w:rPr>
-        <w:t xml:space="preserve">occur almost exclusively in MSS tumors. We termed these ID_N (the 83-type signature) plus InsDel_Nα and InsDel_Nβ (the 89- and 476-type signatures). Previous analysis in the 83-type </w:t>
-      </w:r>
-      <w:r>
-        <w:rPr>
-          <w:rFonts w:eastAsia="Times New Roman"/>
-        </w:rPr>
-        <w:t>classification</w:t>
-      </w:r>
-      <w:r>
-        <w:rPr>
-          <w:rFonts w:eastAsia="Times New Roman"/>
-        </w:rPr>
-        <w:t xml:space="preserve"> allocated insertions and deletions </w:t>
-      </w:r>
-      <w:r>
-        <w:rPr>
-          <w:rFonts w:eastAsia="Times New Roman"/>
-        </w:rPr>
-        <w:t xml:space="preserve">of single thymines in poly-T tracts </w:t>
-      </w:r>
-      <w:r>
-        <w:rPr>
-          <w:rFonts w:eastAsia="Times New Roman"/>
-        </w:rPr>
-        <w:t xml:space="preserve">to </w:t>
-      </w:r>
-      <w:r>
-        <w:rPr>
-          <w:rFonts w:eastAsia="Times New Roman"/>
-        </w:rPr>
-        <w:t xml:space="preserve">separate signatures </w:t>
-      </w:r>
-      <w:r>
-        <w:rPr>
-          <w:rFonts w:eastAsia="Times New Roman"/>
-        </w:rPr>
-        <w:t xml:space="preserve">ID1 and ID2, and did not differentiate between signature occurrence in MSS versus MSI-H </w:t>
-      </w:r>
-      <w:bookmarkStart w:id="19" w:name="ZOTERO_BREF_YU0vhT0bGj2b"/>
-      <w:r>
-        <w:rPr>
-          <w:rFonts w:eastAsia="Times New Roman"/>
-        </w:rPr>
-        <w:t>(Alexandrov et al. 2020b)</w:t>
-      </w:r>
-      <w:bookmarkEnd w:id="19"/>
-      <w:r>
-        <w:rPr>
-          <w:rFonts w:eastAsia="Times New Roman"/>
-        </w:rPr>
-        <w:t xml:space="preserve">. </w:t>
-      </w:r>
-      <w:r>
-        <w:rPr>
-          <w:rFonts w:eastAsia="Times New Roman"/>
-        </w:rPr>
-        <w:t>We first</w:t>
-      </w:r>
-      <w:r>
-        <w:rPr>
-          <w:rFonts w:eastAsia="Times New Roman"/>
-        </w:rPr>
-        <w:t xml:space="preserve"> focus on</w:t>
-      </w:r>
-      <w:r>
-        <w:rPr>
-          <w:rFonts w:eastAsia="Times New Roman" w:hint="eastAsia"/>
-        </w:rPr>
-        <w:t xml:space="preserve"> </w:t>
-      </w:r>
-      <w:r>
-        <w:rPr>
-          <w:rFonts w:eastAsia="Times New Roman"/>
-        </w:rPr>
-        <w:t xml:space="preserve">InsDel_Nβ which occurs in 2,629 </w:t>
-      </w:r>
-      <w:r>
-        <w:rPr>
-          <w:rFonts w:eastAsia="Times New Roman"/>
-        </w:rPr>
-        <w:t xml:space="preserve">of 6,770 </w:t>
-      </w:r>
-      <w:r>
-        <w:rPr>
-          <w:rFonts w:eastAsia="Times New Roman"/>
-        </w:rPr>
-        <w:t xml:space="preserve">MSS tumors </w:t>
-      </w:r>
-      <w:r>
-        <w:rPr>
-          <w:rFonts w:eastAsia="Times New Roman"/>
-        </w:rPr>
-        <w:t xml:space="preserve">(39%) </w:t>
-      </w:r>
-      <w:r>
-        <w:rPr>
-          <w:rFonts w:eastAsia="Times New Roman"/>
-        </w:rPr>
-        <w:t xml:space="preserve">in diverse cancer types and in only 9 </w:t>
-      </w:r>
-      <w:r>
-        <w:rPr>
-          <w:rFonts w:eastAsia="Times New Roman"/>
-        </w:rPr>
-        <w:t xml:space="preserve">of 176 </w:t>
-      </w:r>
-      <w:r>
-        <w:rPr>
-          <w:rFonts w:eastAsia="Times New Roman"/>
-        </w:rPr>
-        <w:t xml:space="preserve">MSI-H tumors </w:t>
-      </w:r>
-      <w:r>
-        <w:rPr>
-          <w:rFonts w:eastAsia="Times New Roman"/>
-          <w:shd w:fill="00FFFF" w:val="clear"/>
-        </w:rPr>
-        <w:t>(</w:t>
-      </w:r>
-      <w:r>
-        <w:rPr>
-          <w:rFonts w:eastAsia="Times New Roman"/>
-          <w:shd w:fill="00FFFF" w:val="clear"/>
-        </w:rPr>
-        <w:t xml:space="preserve">5%, </w:t>
-      </w:r>
-      <w:r>
-        <w:rPr>
-          <w:rFonts w:eastAsia="Times New Roman"/>
-          <w:shd w:fill="00FFFF" w:val="clear"/>
-        </w:rPr>
-        <w:t xml:space="preserve">Table S10)</w:t>
-      </w:r>
-      <w:r>
-        <w:rPr>
-          <w:rFonts w:eastAsia="Times New Roman"/>
-          <w:shd w:fill="00FFFF" w:val="clear"/>
-        </w:rPr>
-        <w:t xml:space="preserve"/>
-      </w:r>
-      <w:r>
-        <w:rPr>
-          <w:shd w:fill="00FFFF" w:val="clear"/>
-        </w:rPr>
-        <w:t xml:space="preserve"/>
-      </w:r>
-      <w:r>
-        <w:rPr>
-          <w:shd w:fill="00FFFF" w:val="clear"/>
-        </w:rPr>
-        <w:t xml:space="preserve">. </w:t>
-      </w:r>
-      <w:r>
-        <w:rPr>
-          <w:shd w:fill="auto" w:val="clear"/>
-        </w:rPr>
-        <w:t>Roughly half the tumors with InsDel_N</w:t>
-      </w:r>
-      <w:r>
-        <w:rPr>
-          <w:rFonts w:eastAsia="Times New Roman"/>
-          <w:shd w:fill="auto" w:val="clear"/>
-        </w:rPr>
-        <w:t>β also have InsDel1a</w:t>
-      </w:r>
-      <w:r>
-        <w:rPr>
-          <w:rFonts w:eastAsia="Times New Roman"/>
-          <w:shd w:fill="auto" w:val="clear"/>
-        </w:rPr>
-        <w:t xml:space="preserve">, and InsDel1a </w:t>
-      </w:r>
-      <w:r>
-        <w:rPr>
-          <w:rFonts w:eastAsia="Times New Roman"/>
-          <w:shd w:fill="auto" w:val="clear"/>
-        </w:rPr>
-        <w:t xml:space="preserve">also </w:t>
-      </w:r>
-      <w:r>
-        <w:rPr>
-          <w:rFonts w:eastAsia="Times New Roman"/>
-          <w:shd w:fill="auto" w:val="clear"/>
-        </w:rPr>
-        <w:t>occurs without InsDel_N</w:t>
-      </w:r>
-      <w:r>
-        <w:rPr>
-          <w:rFonts w:eastAsia="Times New Roman"/>
-          <w:shd w:fill="auto" w:val="clear"/>
-        </w:rPr>
-        <w:t xml:space="preserve">β </w:t>
-      </w:r>
-      <w:r>
-        <w:rPr>
-          <w:rFonts w:eastAsia="Times New Roman"/>
-          <w:shd w:fill="auto" w:val="clear"/>
-        </w:rPr>
-        <w:t>in 2,596 MSS tumors (39%) and 35 MSI-H tumors (20%). Thus, many MSS tumors have roughly equal proportions of thymine deletions and insertion in long poly-T tracts (InsDel_N</w:t>
-      </w:r>
-      <w:r>
-        <w:rPr>
-          <w:rFonts w:eastAsia="Times New Roman"/>
-          <w:shd w:fill="auto" w:val="clear"/>
-        </w:rPr>
-        <w:t xml:space="preserve">β </w:t>
-      </w:r>
-      <w:r>
-        <w:rPr>
-          <w:rFonts w:eastAsia="Times New Roman"/>
-          <w:shd w:fill="auto" w:val="clear"/>
-        </w:rPr>
-        <w:t xml:space="preserve">), but other tumors have varying proportions of </w:t>
-      </w:r>
-      <w:r>
-        <w:rPr>
-          <w:rFonts w:eastAsia="Times New Roman"/>
-          <w:shd w:fill="auto" w:val="clear"/>
-        </w:rPr>
-        <w:t xml:space="preserve">additional </w:t>
-      </w:r>
-      <w:r>
-        <w:rPr>
-          <w:rFonts w:eastAsia="Times New Roman"/>
-          <w:shd w:fill="auto" w:val="clear"/>
-        </w:rPr>
-        <w:t>insertion</w:t>
-      </w:r>
-      <w:r>
-        <w:rPr>
-          <w:rFonts w:eastAsia="Times New Roman"/>
-          <w:shd w:fill="auto" w:val="clear"/>
-        </w:rPr>
-        <w:t>s (InsDel_1a)</w:t>
-      </w:r>
-      <w:r>
-        <w:rPr>
-          <w:rFonts w:eastAsia="Times New Roman"/>
-          <w:shd w:fill="auto" w:val="clear"/>
-        </w:rPr>
-        <w:t>, and some tumo</w:t>
-      </w:r>
-      <w:r>
-        <w:rPr>
-          <w:rFonts w:eastAsia="Times New Roman"/>
-          <w:shd w:fill="auto" w:val="clear"/>
-        </w:rPr>
-        <w:t xml:space="preserve">r spectra are completely dominated by these insertions. </w:t>
-      </w:r>
-      <w:r>
-        <w:rPr>
-          <w:rFonts w:eastAsia="Times New Roman"/>
-          <w:shd w:fill="auto" w:val="clear"/>
-        </w:rPr>
-        <w:t xml:space="preserve">The other signature with approximately equal proportions of insertions and deletions of a thymine in a poly-T tract, </w:t>
-      </w:r>
-      <w:r>
-        <w:rPr>
-          <w:rFonts w:eastAsia="Times New Roman"/>
-          <w:shd w:fill="auto" w:val="clear"/>
-        </w:rPr>
-        <w:t xml:space="preserve">InsDel_Nα, is rare </w:t>
-      </w:r>
-      <w:r>
-        <w:rPr>
-          <w:rFonts w:eastAsia="Times New Roman"/>
-          <w:shd w:fill="auto" w:val="clear"/>
-        </w:rPr>
-        <w:t>in both MSS and MSI-H tumors</w:t>
-      </w:r>
-      <w:r>
-        <w:rPr>
-          <w:rFonts w:eastAsia="Times New Roman"/>
-          <w:shd w:fill="auto" w:val="clear"/>
-        </w:rPr>
-        <w:t xml:space="preserve">, occurring in only 55 </w:t>
-      </w:r>
-      <w:r>
-        <w:rPr>
-          <w:rFonts w:eastAsia="Times New Roman"/>
-          <w:shd w:fill="auto" w:val="clear"/>
-        </w:rPr>
-        <w:t xml:space="preserve">of 6,770 </w:t>
-      </w:r>
-      <w:r>
-        <w:rPr>
-          <w:rFonts w:eastAsia="Times New Roman"/>
-          <w:shd w:fill="auto" w:val="clear"/>
-        </w:rPr>
-        <w:t xml:space="preserve">MSS tumors and 2 </w:t>
-      </w:r>
-      <w:r>
-        <w:rPr>
-          <w:rFonts w:eastAsia="Times New Roman"/>
-          <w:shd w:fill="auto" w:val="clear"/>
-        </w:rPr>
-        <w:t xml:space="preserve">of 175 </w:t>
-      </w:r>
-      <w:r>
-        <w:rPr>
-          <w:rFonts w:eastAsia="Times New Roman"/>
-          <w:shd w:fill="auto" w:val="clear"/>
-        </w:rPr>
-        <w:t xml:space="preserve">MSI-H tumors. </w:t>
-      </w:r>
-    </w:p>
-    <w:p>
-      <w:pPr>
-        <w:pStyle w:val="normalfirst"/>
+      </w:pPr>
+      <w:r>
         <w:rPr>
           <w:rFonts w:eastAsia="Times New Roman"/>
           <w:b/>
@@ -2636,15 +2240,6 @@
           <w:i/>
           <w:iCs/>
         </w:rPr>
-      </w:pPr>
-      <w:r>
-        <w:rPr>
-          <w:rFonts w:eastAsia="Times New Roman"/>
-          <w:b/>
-          <w:bCs/>
-          <w:i/>
-          <w:iCs/>
-        </w:rPr>
         <w:t>Indels in poly-T tracts and microsatellite contraction in MSI-H tumors</w:t>
       </w:r>
     </w:p>
@@ -2718,7 +2313,7 @@
           <w:rFonts w:eastAsia="Times New Roman"/>
           <w:shd w:fill="00FFFF" w:val="clear"/>
         </w:rPr>
-        <w:t xml:space="preserve">(Table S10).</w:t>
+        <w:t>(Table S10).</w:t>
       </w:r>
     </w:p>
     <w:p>
@@ -2867,957 +2462,909 @@
         <w:rPr>
           <w:shd w:fill="00FFFF" w:val="clear"/>
         </w:rPr>
-        <w:t xml:space="preserve">Tables S11, S12</w:t>
+        <w:t>Tables S11, S12</w:t>
+      </w:r>
+      <w:r>
+        <w:rPr/>
+        <w:t xml:space="preserve">). We first computed a matrix of correlations between the numbers of mutations attributed to SBS signatures the numbers attributed to indel signatures for all pairs of SBS indel mutational signatures. Agglomerative hierarchical clustering on the rows and columns of this matrix using 1 – the Pearson correlation coefficient as distance identified several clusters </w:t>
+      </w:r>
+      <w:r>
+        <w:rPr>
+          <w:shd w:fill="00FFFF" w:val="clear"/>
+        </w:rPr>
+        <w:t xml:space="preserve">(Figure </w:t>
       </w:r>
       <w:r>
         <w:rPr>
           <w:rFonts w:eastAsia="Times New Roman" w:hint="eastAsia"/>
           <w:shd w:fill="00FFFF" w:val="clear"/>
         </w:rPr>
-        <w:t xml:space="preserve"/>
+        <w:t>4B</w:t>
+      </w:r>
+      <w:r>
+        <w:rPr>
+          <w:shd w:fill="00FFFF" w:val="clear"/>
+        </w:rPr>
+        <w:t>)</w:t>
+      </w:r>
+      <w:r>
+        <w:rPr/>
+        <w:t>. The APOBEC-related cluster includes SBS2 and SBS13 and sho</w:t>
+      </w:r>
+      <w:r>
+        <w:rPr>
+          <w:rFonts w:eastAsia="Times New Roman" w:hint="eastAsia"/>
+        </w:rPr>
+        <w:t>wed</w:t>
+      </w:r>
+      <w:r>
+        <w:rPr/>
+        <w:t xml:space="preserve"> moderate correlations with ID_A and InsDel_Aβ. The homologous recombination deficiency (dHR) cluster, consisting of SBS3 and SBS8, was strongly associated with InsDel6 and InsDel9 (Figure 4B, “HR defects”). UV-related signatures, such as SBS7a, SBS38, InsDel13, and InsDel_H, also clustered together, reflecting their shared etiology. The cluster related to mutations in the proofreading domain of the polymerase epsilon (</w:t>
+      </w:r>
+      <w:r>
+        <w:rPr>
+          <w:i/>
+          <w:iCs/>
+        </w:rPr>
+        <w:t>POLE</w:t>
+      </w:r>
+      <w:r>
+        <w:rPr/>
+        <w:t xml:space="preserve">) gene had strong links between SBS signature SBS10a and indel signature InsDel1b and InsDel_K. Additional analysis of tumor somatic mutations confirmed that these signatures are associated with dysfunctional </w:t>
+      </w:r>
+      <w:r>
+        <w:rPr>
+          <w:i/>
+          <w:iCs/>
+        </w:rPr>
+        <w:t>POLE</w:t>
+      </w:r>
+      <w:r>
+        <w:rPr/>
+        <w:t xml:space="preserve"> proofreading plus, in some tumors, mismatch repair deficiency (</w:t>
+      </w:r>
+      <w:r>
+        <w:rPr>
+          <w:shd w:fill="00FFFF" w:val="clear"/>
+        </w:rPr>
+        <w:t>Table S9 &lt;add hypermutator info to legend&gt;</w:t>
+      </w:r>
+      <w:r>
+        <w:rPr/>
+        <w:t>).</w:t>
+      </w:r>
+    </w:p>
+    <w:p>
+      <w:pPr>
+        <w:pStyle w:val="Normal"/>
+        <w:rPr/>
+      </w:pPr>
+      <w:r>
+        <w:rPr/>
+        <w:t xml:space="preserve">Within the mismatch repair deficiency (MMR) cluster, we observed a strong network of correlations between SBS6, SBS26, SBS44, and a group of indel signatures, including C_ID2, InsDel2b, InsDel2c, InsDel7, InsDel_D, and InsDel_J (Figure </w:t>
+      </w:r>
+      <w:r>
+        <w:rPr>
+          <w:rFonts w:eastAsia="Times New Roman" w:hint="eastAsia"/>
+        </w:rPr>
+        <w:t>4</w:t>
+      </w:r>
+      <w:r>
+        <w:rPr/>
+        <w:t xml:space="preserve">, “MMR defects”). Another notable group included InsDel_B, InsDel5a, and InsDel5b, which co-occurred with liver-cancer associated SBS signatures SBS12 and SBS16. </w:t>
+      </w:r>
+    </w:p>
+    <w:p>
+      <w:pPr>
+        <w:pStyle w:val="Normal"/>
+        <w:rPr/>
+      </w:pPr>
+      <w:r>
+        <w:rPr/>
+        <w:t xml:space="preserve">The 89-type taxonomy also allowed us to better resolve the relationships within previously broader categories. For instance, the three signatures derived from C_ID1 (InsDel1a, InsDel1b, and InsDel1c) each showed distinct patterns of correlation to SBS signatures (Figure 4B). InsDel1a and the 83-type signature C_ID1 had similar correlation profiles and frequently co-occurred with SBS88, SBS17, and SBS93, which are prominent in the GI enriched cluster. In contrast, InsDel1b was linked to </w:t>
+      </w:r>
+      <w:r>
+        <w:rPr>
+          <w:i/>
+          <w:iCs/>
+        </w:rPr>
+        <w:t>POLE</w:t>
+      </w:r>
+      <w:r>
+        <w:rPr/>
+        <w:t xml:space="preserve"> proofreading errors and InsDel1c was associated with SBS liver cancer signatures SBS12 and SBS16.</w:t>
+      </w:r>
+    </w:p>
+    <w:p>
+      <w:pPr>
+        <w:pStyle w:val="Normal"/>
+        <w:rPr/>
+      </w:pPr>
+      <w:r>
+        <w:rPr/>
+        <w:t xml:space="preserve">These correlation patterns provide insight into the possible origins of previously uncharacterized SBS signatures. For example, SBS92 closely mirrored the correlation profile of SBS4, withstrong associations with C_ID3 and InsDel3b, further supporting a link with tobacco smoking (Figure </w:t>
+      </w:r>
+      <w:r>
+        <w:rPr>
+          <w:rFonts w:eastAsia="Times New Roman" w:hint="eastAsia"/>
+        </w:rPr>
+        <w:t>4B</w:t>
+      </w:r>
+      <w:r>
+        <w:rPr/>
+        <w:t xml:space="preserve">, “Tobacco Smoking”) </w:t>
+      </w:r>
+      <w:bookmarkStart w:id="22" w:name="ZOTERO_BREF_PpR8PYcxNNRP"/>
+      <w:r>
+        <w:rPr/>
+        <w:t>(Lawson et al. 2020)</w:t>
+      </w:r>
+      <w:bookmarkEnd w:id="22"/>
+      <w:r>
+        <w:rPr/>
+        <w:t xml:space="preserve">. In the gastrointestinal (GI) cluster, which includes signatures common in gastrointestinal tumors (SBS17, SBS18, SBS1, SBS88, and SBS93), we observed that C_ID18/InsDel18, ID_N/InsDel_Nβ were associated with SBS signatures typically seen in the GI tract. SBS93, in particular, shows a strong transcriptional strand bias </w:t>
+      </w:r>
+      <w:r>
+        <w:rPr>
+          <w:shd w:fill="00FFFF" w:val="clear"/>
+        </w:rPr>
+        <w:t>&lt;what is the reference for this&gt;</w:t>
+      </w:r>
+      <w:r>
+        <w:rPr/>
+        <w:t xml:space="preserve">, suggesting its association with specific DNA adducts in the GI tract and a possible connection to C_ID14/InsDel14. In addition C_ID1 and InsDel1a had stronger correlations with SBS1 and SBS18, supporting their association with mutagenesis driven by reactive oxygen species (Figure </w:t>
+      </w:r>
+      <w:r>
+        <w:rPr>
+          <w:rFonts w:eastAsia="Times New Roman" w:hint="eastAsia"/>
+        </w:rPr>
+        <w:t>4</w:t>
+      </w:r>
+      <w:r>
+        <w:rPr/>
+        <w:t xml:space="preserve">). </w:t>
+      </w:r>
+    </w:p>
+    <w:p>
+      <w:pPr>
+        <w:pStyle w:val="Heading2"/>
+        <w:rPr/>
+      </w:pPr>
+      <w:r>
+        <w:rPr>
+          <w:rFonts w:hint="eastAsia"/>
+        </w:rPr>
+        <w:t>Topography of indel mutational signatures &lt;</w:t>
+      </w:r>
+      <w:r>
+        <w:rPr>
+          <w:rFonts w:hint="eastAsia"/>
+          <w:shd w:fill="FF0000" w:val="clear"/>
+        </w:rPr>
+        <w:t>STEVE REVIEW</w:t>
+      </w:r>
+      <w:r>
+        <w:rPr>
+          <w:rFonts w:hint="eastAsia"/>
+        </w:rPr>
+        <w:t>&gt;</w:t>
+      </w:r>
+    </w:p>
+    <w:p>
+      <w:pPr>
+        <w:pStyle w:val="Normal"/>
+        <w:ind w:hanging="0"/>
+        <w:rPr>
+          <w:rFonts w:eastAsia="Times New Roman"/>
+        </w:rPr>
+      </w:pPr>
+      <w:r>
+        <w:rPr/>
+        <w:t xml:space="preserve">We evaluated the interplay between our the 83-type signatures that we identified and several genomic topographical features. Transcription-coupled nucleotide excision repair was known to cause transcription strand asymmetries, </w:t>
+      </w:r>
+      <w:r>
+        <w:rPr>
+          <w:rFonts w:hint="eastAsia"/>
+        </w:rPr>
+        <w:t>si</w:t>
+      </w:r>
+      <w:r>
+        <w:rPr/>
+        <w:t>nce DNA bulky adducts on the transcribed strand will be preferentially repaired in the transcription active region across the genome</w:t>
+      </w:r>
+      <w:r>
+        <w:rPr>
+          <w:rFonts w:hint="eastAsia"/>
+        </w:rPr>
+        <w:t xml:space="preserve"> </w:t>
+      </w:r>
+      <w:r>
+        <w:rPr>
+          <w:rFonts w:hint="eastAsia"/>
+          <w:shd w:fill="FFFF00" w:val="clear"/>
+        </w:rPr>
+        <w:t>(add cite)</w:t>
+      </w:r>
+      <w:r>
+        <w:rPr>
+          <w:shd w:fill="FFFF00" w:val="clear"/>
+        </w:rPr>
+        <w:t xml:space="preserve">. </w:t>
+      </w:r>
+      <w:r>
+        <w:rPr>
+          <w:rFonts w:eastAsia="Times New Roman"/>
+        </w:rPr>
+        <w:t>Transcription strand asymmetries were shown in 17 out of 33 83-type signatures (Figure</w:t>
+      </w:r>
+      <w:r>
+        <w:rPr>
+          <w:rFonts w:eastAsia="Times New Roman" w:hint="eastAsia"/>
+        </w:rPr>
+        <w:t xml:space="preserve"> 5A, </w:t>
+      </w:r>
+      <w:r>
+        <w:rPr>
+          <w:rFonts w:eastAsia="Times New Roman" w:hint="eastAsia"/>
+          <w:shd w:fill="00FFFF" w:val="clear"/>
+        </w:rPr>
+        <w:t>Figure S3</w:t>
+      </w:r>
+      <w:r>
+        <w:rPr>
+          <w:rFonts w:eastAsia="宋体" w:hint="eastAsia"/>
+          <w:shd w:fill="00FFFF" w:val="clear"/>
+        </w:rPr>
+        <w:t>A</w:t>
+      </w:r>
+      <w:r>
+        <w:rPr>
+          <w:rFonts w:eastAsia="Times New Roman"/>
+          <w:shd w:fill="00FFFF" w:val="clear"/>
+        </w:rPr>
+        <w:t>, Table S13</w:t>
+      </w:r>
+      <w:r>
+        <w:rPr>
+          <w:rFonts w:eastAsia="Times New Roman"/>
+        </w:rPr>
+        <w:t>). Signature</w:t>
+      </w:r>
+      <w:r>
+        <w:rPr/>
+        <w:t xml:space="preserve">s attributed to exogenous mutational processes, such as C_ID3 (tobacco smoking exposure), C_ID14 (correlated with </w:t>
+      </w:r>
+      <w:r>
+        <w:rPr>
+          <w:rFonts w:hint="eastAsia"/>
+        </w:rPr>
+        <w:t>SBS93</w:t>
+      </w:r>
+      <w:r>
+        <w:rPr/>
+        <w:t xml:space="preserve">) and C_ID18 (colibactin exposure), showed consistent transcription strand bias </w:t>
+      </w:r>
+      <w:r>
+        <w:rPr>
+          <w:rFonts w:hint="eastAsia"/>
+        </w:rPr>
+        <w:t>with</w:t>
+      </w:r>
+      <w:r>
+        <w:rPr/>
+        <w:t xml:space="preserve"> mutations enriched in the transcribed strand. Another exogenous mutational signature C_ID13, which is attributed to UV exposure, showed enrichment in the un-transcribed strand. This is due to the damage caused by UV happened on cytosine instead of guanine. In 83-type signatures associated with defective endogenous mutational processes, enriched mutations on the un-transcribed strand were observed for C_ID1 (slippage during DNA replication) and C_ID5 (clock-like signature), while enriched mutations on the transcribed strand were observed for </w:t>
+      </w:r>
+      <w:r>
+        <w:rPr>
+          <w:rFonts w:eastAsia="Times New Roman" w:hint="eastAsia"/>
+        </w:rPr>
+        <w:t>ID_F</w:t>
+      </w:r>
+      <w:r>
+        <w:rPr/>
+        <w:t xml:space="preserve"> (topoisomerase-1 </w:t>
+      </w:r>
+      <w:r>
+        <w:rPr>
+          <w:rFonts w:eastAsia="Times New Roman" w:hint="eastAsia"/>
+        </w:rPr>
+        <w:t>[</w:t>
+      </w:r>
+      <w:r>
+        <w:rPr/>
+        <w:t>TOP1</w:t>
+      </w:r>
+      <w:r>
+        <w:rPr>
+          <w:rFonts w:eastAsia="Times New Roman" w:hint="eastAsia"/>
+        </w:rPr>
+        <w:t>]</w:t>
+      </w:r>
+      <w:r>
+        <w:rPr/>
+        <w:t xml:space="preserve"> associated mutagenesis stemming from RNase H2 deficiency). Interestingly, 3 defective MMR signatures also showed transcription strand asymmetries in different directions, with two of them (C_ID7 and </w:t>
+      </w:r>
+      <w:r>
+        <w:rPr>
+          <w:rFonts w:eastAsia="Times New Roman" w:hint="eastAsia"/>
+        </w:rPr>
+        <w:t>ID_K</w:t>
+      </w:r>
+      <w:r>
+        <w:rPr/>
+        <w:t>) having enriched mutations on the transcribed strand, and one of them (</w:t>
+      </w:r>
+      <w:r>
+        <w:rPr>
+          <w:rFonts w:eastAsia="Times New Roman" w:hint="eastAsia"/>
+        </w:rPr>
+        <w:t>ID_N</w:t>
+      </w:r>
+      <w:r>
+        <w:rPr/>
+        <w:t>) having enriched mutations mainly on the un-transcribed strand. Replication strand asymmetries were observed in 12 out of 33 83</w:t>
+      </w:r>
+      <w:r>
+        <w:rPr>
+          <w:rFonts w:hint="eastAsia"/>
+        </w:rPr>
+        <w:t>-</w:t>
+      </w:r>
+      <w:r>
+        <w:rPr/>
+        <w:t>type signatures (Fig</w:t>
+      </w:r>
+      <w:r>
+        <w:rPr>
+          <w:rFonts w:eastAsia="Times New Roman"/>
+        </w:rPr>
+        <w:t xml:space="preserve">ure </w:t>
+      </w:r>
+      <w:r>
+        <w:rPr>
+          <w:rFonts w:eastAsia="Times New Roman" w:hint="eastAsia"/>
+        </w:rPr>
+        <w:t xml:space="preserve">5B, </w:t>
+      </w:r>
+      <w:r>
+        <w:rPr>
+          <w:rFonts w:eastAsia="Times New Roman" w:hint="eastAsia"/>
+          <w:shd w:fill="00FFFF" w:val="clear"/>
+        </w:rPr>
+        <w:t>Figure S3B</w:t>
+      </w:r>
+      <w:r>
+        <w:rPr>
+          <w:rFonts w:eastAsia="Times New Roman"/>
+          <w:shd w:fill="00FFFF" w:val="clear"/>
+        </w:rPr>
+        <w:t>, Table S13</w:t>
+      </w:r>
+      <w:r>
+        <w:rPr>
+          <w:rFonts w:eastAsia="Times New Roman"/>
+        </w:rPr>
+        <w:t>). A</w:t>
+      </w:r>
+      <w:r>
+        <w:rPr/>
+        <w:t>nalogous to transcription strand asymmetries, the majority of signatures attributable to exogenous mutagenic exposures or defective endogenous repair processes exhibited pronounced replication strand bias, manifesting preferentially on either the leading or lagging strand. ID_K, which is enriched for mutations causing POLE proofreading defects, was consistently enriched for leading strand mutations. This is consistent with SBS signatures SBS10a and SBS10b, which are are also, driven by POLE proofreading defects, thus further supporting a link between POLE proofreading defects and leading-strand mutagenesis.</w:t>
+      </w:r>
+    </w:p>
+    <w:p>
+      <w:pPr>
+        <w:pStyle w:val="Normal"/>
+        <w:rPr/>
+      </w:pPr>
+      <w:r>
+        <w:rPr/>
+        <w:t>We also examined the mutation enrichment of 83-type signatures in genic and intergenic regions</w:t>
+      </w:r>
+      <w:r>
+        <w:rPr>
+          <w:rFonts w:hint="eastAsia"/>
+        </w:rPr>
+        <w:t xml:space="preserve"> </w:t>
       </w:r>
       <w:r>
         <w:rPr>
           <w:rFonts w:hint="eastAsia"/>
           <w:shd w:fill="00FFFF" w:val="clear"/>
         </w:rPr>
-        <w:t xml:space="preserve"/>
+        <w:t>(Figure S3</w:t>
+      </w:r>
+      <w:r>
+        <w:rPr>
+          <w:rFonts w:eastAsia="宋体" w:hint="eastAsia"/>
+          <w:shd w:fill="00FFFF" w:val="clear"/>
+        </w:rPr>
+        <w:t>C</w:t>
+      </w:r>
+      <w:r>
+        <w:rPr>
+          <w:rFonts w:hint="eastAsia"/>
+          <w:shd w:fill="00FFFF" w:val="clear"/>
+        </w:rPr>
+        <w:t>)</w:t>
+      </w:r>
+      <w:r>
+        <w:rPr>
+          <w:shd w:fill="00FFFF" w:val="clear"/>
+        </w:rPr>
+        <w:t>.</w:t>
+      </w:r>
+      <w:r>
+        <w:rPr/>
+        <w:t xml:space="preserve"> Most signatures showed mutation bias towards intergenic regions, while 6 signatures showed enrichment in genic regions</w:t>
+      </w:r>
+      <w:r>
+        <w:rPr>
+          <w:rFonts w:hint="eastAsia"/>
+        </w:rPr>
+        <w:t xml:space="preserve"> (</w:t>
+      </w:r>
+      <w:r>
+        <w:rPr/>
+        <w:t xml:space="preserve">Figure </w:t>
+      </w:r>
+      <w:r>
+        <w:rPr>
+          <w:rFonts w:eastAsia="Times New Roman" w:hint="eastAsia"/>
+        </w:rPr>
+        <w:t>5</w:t>
+      </w:r>
+      <w:r>
+        <w:rPr>
+          <w:rFonts w:hint="eastAsia"/>
+        </w:rPr>
+        <w:t>C)</w:t>
+      </w:r>
+      <w:r>
+        <w:rPr/>
+        <w:t xml:space="preserve">. Among the 6 signatures, </w:t>
+      </w:r>
+      <w:r>
+        <w:rPr>
+          <w:rFonts w:eastAsia="Times New Roman" w:hint="eastAsia"/>
+        </w:rPr>
+        <w:t>3</w:t>
+      </w:r>
+      <w:r>
+        <w:rPr/>
+        <w:t xml:space="preserve"> of them were associated with defective endogenous mutational processes, including </w:t>
+      </w:r>
+      <w:r>
+        <w:rPr>
+          <w:rFonts w:hint="eastAsia"/>
+        </w:rPr>
+        <w:t>C_ID8</w:t>
+      </w:r>
+      <w:r>
+        <w:rPr/>
+        <w:t xml:space="preserve"> (repair of DNA double strand breaks by NHEJ), C_ID17(TOP2A K743N mediated mutagenesis)</w:t>
+      </w:r>
+      <w:r>
+        <w:rPr>
+          <w:rFonts w:eastAsia="Times New Roman" w:hint="eastAsia"/>
+        </w:rPr>
+        <w:t xml:space="preserve"> and</w:t>
+      </w:r>
+      <w:r>
+        <w:rPr/>
+        <w:t xml:space="preserve"> </w:t>
+      </w:r>
+      <w:r>
+        <w:rPr>
+          <w:rFonts w:eastAsia="Times New Roman" w:hint="eastAsia"/>
+        </w:rPr>
+        <w:t xml:space="preserve">ID_F </w:t>
+      </w:r>
+      <w:r>
+        <w:rPr/>
+        <w:t>(</w:t>
+      </w:r>
+      <w:r>
+        <w:rPr>
+          <w:shd w:fill="00FFFF" w:val="clear"/>
+        </w:rPr>
+        <w:t>TOP1</w:t>
+      </w:r>
+      <w:r>
+        <w:rPr/>
+        <w:t>-mediated</w:t>
+      </w:r>
+      <w:r>
+        <w:rPr>
+          <w:rFonts w:eastAsia="Times New Roman"/>
+        </w:rPr>
+        <w:t xml:space="preserve"> mutagenesis). Another </w:t>
+      </w:r>
+      <w:r>
+        <w:rPr>
+          <w:rFonts w:eastAsia="Times New Roman" w:hint="eastAsia"/>
+        </w:rPr>
+        <w:t>3</w:t>
+      </w:r>
+      <w:r>
+        <w:rPr>
+          <w:rFonts w:eastAsia="Times New Roman"/>
+        </w:rPr>
+        <w:t xml:space="preserve"> signatures with mutations enriched in genic regions were of unknown etiology (C_ID4, </w:t>
+      </w:r>
+      <w:r>
+        <w:rPr>
+          <w:rFonts w:eastAsia="Times New Roman" w:hint="eastAsia"/>
+        </w:rPr>
+        <w:t>ID_</w:t>
+      </w:r>
+      <w:r>
+        <w:rPr>
+          <w:rFonts w:eastAsia="Times New Roman"/>
+        </w:rPr>
+        <w:t>E</w:t>
+      </w:r>
+      <w:r>
+        <w:rPr>
+          <w:rFonts w:eastAsia="Times New Roman" w:hint="eastAsia"/>
+        </w:rPr>
+        <w:t xml:space="preserve"> and ID_L</w:t>
+      </w:r>
+      <w:r>
+        <w:rPr>
+          <w:rFonts w:eastAsia="Times New Roman"/>
+        </w:rPr>
+        <w:t>).</w:t>
+      </w:r>
+    </w:p>
+    <w:p>
+      <w:pPr>
+        <w:pStyle w:val="Normal"/>
+        <w:rPr/>
+      </w:pPr>
+      <w:r>
+        <w:rPr>
+          <w:rFonts w:eastAsia="Times New Roman"/>
+        </w:rPr>
+        <w:t>The effect of DNA replication timing was also observed in man</w:t>
+      </w:r>
+      <w:r>
+        <w:rPr/>
+        <w:t>y 83-type signatures</w:t>
+      </w:r>
+      <w:r>
+        <w:rPr>
+          <w:rFonts w:hint="eastAsia"/>
+        </w:rPr>
+        <w:t xml:space="preserve"> </w:t>
+      </w:r>
+      <w:r>
+        <w:rPr>
+          <w:rFonts w:eastAsia="Times New Roman" w:hint="eastAsia"/>
+        </w:rPr>
+        <w:t xml:space="preserve">(Figure 5D, </w:t>
       </w:r>
       <w:r>
         <w:rPr>
           <w:rFonts w:eastAsia="Times New Roman" w:hint="eastAsia"/>
           <w:shd w:fill="00FFFF" w:val="clear"/>
         </w:rPr>
-        <w:t xml:space="preserve"/>
-      </w:r>
-      <w:r>
-        <w:rPr/>
-        <w:t xml:space="preserve">). We first computed a matrix of correlations between the numbers of mutations attributed to SBS signatures the numbers attributed to indel signatures for all pairs of SBS indel mutational signatures. Agglomerative hierarchical clustering on the rows and columns of this matrix using 1 – the Pearson correlation coefficient as distance identified several clusters </w:t>
+        <w:t>Figure S4</w:t>
       </w:r>
       <w:r>
         <w:rPr>
           <w:shd w:fill="00FFFF" w:val="clear"/>
         </w:rPr>
-        <w:t xml:space="preserve">(Figure </w:t>
+        <w:t>,</w:t>
+      </w:r>
+      <w:r>
+        <w:rPr/>
+        <w:t xml:space="preserve"> </w:t>
+      </w:r>
+      <w:r>
+        <w:rPr>
+          <w:shd w:fill="00FFFF" w:val="clear"/>
+        </w:rPr>
+        <w:t>Table S14</w:t>
+      </w:r>
+      <w:r>
+        <w:rPr>
+          <w:rFonts w:hint="eastAsia"/>
+        </w:rPr>
+        <w:t>)</w:t>
+      </w:r>
+      <w:r>
+        <w:rPr/>
+        <w:t xml:space="preserve">. Most signatures were consistently enriched in late-replicating regions across different cancer types, while only two signatures, C_ID10 and C_ID17 (TOP2A K743N mediated mutagenesis), showed enrichment in early-replicating regions. Four signatures were unaffected by replication timing in the majority of cancers presenting this signature, including C_ID1 (Slippage during DNA replication), C_ID5 (Clock-like signature), C_ID18 (Colibactin exposure), </w:t>
+      </w:r>
+      <w:r>
+        <w:rPr>
+          <w:rFonts w:hint="eastAsia"/>
+        </w:rPr>
+        <w:t>and</w:t>
+      </w:r>
+      <w:r>
+        <w:rPr/>
+        <w:t xml:space="preserve"> two defective MMR signatures (ID_7 and ID_K). Interestingly, </w:t>
+      </w:r>
+      <w:r>
+        <w:rPr>
+          <w:rFonts w:eastAsia="Times New Roman" w:hint="eastAsia"/>
+        </w:rPr>
+        <w:t>s</w:t>
+      </w:r>
+      <w:r>
+        <w:rPr/>
+        <w:t xml:space="preserve">everal signatures showed cancer-specific enrichment in replication timing, including </w:t>
+      </w:r>
+      <w:r>
+        <w:rPr>
+          <w:rFonts w:hint="eastAsia"/>
+        </w:rPr>
+        <w:t>C_ID8</w:t>
+      </w:r>
+      <w:r>
+        <w:rPr/>
+        <w:t xml:space="preserve"> (Repair of DNA double strand breaks by NHEJ) and ID_F (TOP1-mediated mutagenesis). For example, ID_F showed enriched mutations in late replication regions in bladder cancer, while in skin cancer it showed the opposite trend. For 89-type signatures, we conducted similar analysis without simulation data. The majority of signatures showed enrichment in late-replicating regions, which is consistent with what we observed 83-type signatures (</w:t>
+      </w:r>
+      <w:r>
+        <w:rPr>
+          <w:shd w:fill="00FFFF" w:val="clear"/>
+        </w:rPr>
+        <w:t>Figure S</w:t>
       </w:r>
       <w:r>
         <w:rPr>
           <w:rFonts w:eastAsia="Times New Roman" w:hint="eastAsia"/>
           <w:shd w:fill="00FFFF" w:val="clear"/>
         </w:rPr>
-        <w:t>4B</w:t>
+        <w:t>4</w:t>
       </w:r>
       <w:r>
         <w:rPr>
           <w:shd w:fill="00FFFF" w:val="clear"/>
         </w:rPr>
-        <w:t>)</w:t>
-      </w:r>
-      <w:r>
-        <w:rPr/>
-        <w:t>. The APOBEC-related cluster includes SBS2 and SBS13 and sho</w:t>
+        <w:t>, Table S15</w:t>
+      </w:r>
+      <w:r>
+        <w:rPr/>
+        <w:t>). InsDel</w:t>
       </w:r>
       <w:r>
         <w:rPr>
           <w:rFonts w:eastAsia="Times New Roman" w:hint="eastAsia"/>
         </w:rPr>
-        <w:t>wed</w:t>
-      </w:r>
-      <w:r>
-        <w:rPr/>
-        <w:t xml:space="preserve"> moderate correlations with ID_A and InsDel_Aβ. The homologous recombination deficiency (dHR) cluster, consisting of SBS3 and SBS8, was strongly associated with InsDel6 and InsDel9 (Figure 4B, “HR defects”). UV-related signatures, such as SBS7a, SBS38, InsDel13, and InsDel_H, also clustered together, reflecting their shared etiology. The cluster related to mutations in the proofreading domain of the polymerase epsilon (</w:t>
-      </w:r>
-      <w:r>
-        <w:rPr>
-          <w:i/>
-          <w:iCs/>
-        </w:rPr>
-        <w:t>POLE</w:t>
-      </w:r>
-      <w:r>
-        <w:rPr/>
-        <w:t xml:space="preserve">) gene had strong links between SBS signature SBS10a and indel signature InsDel1b and InsDel_K. Additional analysis of tumor somatic mutations confirmed that these signatures are associated with dysfunctional </w:t>
-      </w:r>
-      <w:r>
-        <w:rPr>
-          <w:i/>
-          <w:iCs/>
-        </w:rPr>
-        <w:t>POLE</w:t>
-      </w:r>
-      <w:r>
-        <w:rPr/>
-        <w:t xml:space="preserve"> proofreading plus, in some tumors, mismatch repair deficiency (</w:t>
-      </w:r>
-      <w:r>
-        <w:rPr>
-          <w:shd w:fill="00FFFF" w:val="clear"/>
-        </w:rPr>
-        <w:t>Table S9 &lt;add hypermutator info to legend&gt;</w:t>
-      </w:r>
-      <w:r>
-        <w:rPr/>
-        <w:t>).</w:t>
+        <w:t>_L</w:t>
+      </w:r>
+      <w:r>
+        <w:rPr/>
+        <w:t xml:space="preserve">, the corresponding signature of </w:t>
+      </w:r>
+      <w:r>
+        <w:rPr>
+          <w:rFonts w:hint="eastAsia"/>
+        </w:rPr>
+        <w:t>ID</w:t>
+      </w:r>
+      <w:r>
+        <w:rPr/>
+        <w:t>_L, showed the same stomach cancer specific enrichment in early replication regions, which strengthen the correlation between 83-type and 89-type signatures.</w:t>
+      </w:r>
+    </w:p>
+    <w:p>
+      <w:pPr>
+        <w:pStyle w:val="Heading2"/>
+        <w:rPr>
+          <w:rFonts w:eastAsia="Times New Roman"/>
+        </w:rPr>
+      </w:pPr>
+      <w:r>
+        <w:rPr/>
+        <w:t>Demographic Associations</w:t>
+      </w:r>
+      <w:r>
+        <w:rPr>
+          <w:rFonts w:eastAsia="Times New Roman" w:hint="eastAsia"/>
+        </w:rPr>
+        <w:t xml:space="preserve"> with Gender and Age STEVE REVIEW</w:t>
       </w:r>
     </w:p>
     <w:p>
       <w:pPr>
         <w:pStyle w:val="Normal"/>
-        <w:rPr/>
-      </w:pPr>
-      <w:r>
-        <w:rPr/>
-        <w:t xml:space="preserve">Within the mismatch repair deficiency (MMR) cluster, we observed a strong network of correlations between SBS6, SBS26, SBS44, and a group of indel signatures, including C_ID2, InsDel2b, InsDel2c, InsDel7, InsDel_D, and InsDel_J (Figure </w:t>
+        <w:rPr>
+          <w:rFonts w:eastAsia="Times New Roman"/>
+        </w:rPr>
+      </w:pPr>
+      <w:r>
+        <w:rPr>
+          <w:rFonts w:eastAsia="Times New Roman"/>
+        </w:rPr>
+        <w:t>To explore potential gender biases in mutational processes, we systematically compared signature activities between males and females using two-sided Fisher’s exact tests. After applying Benjamini–Hochberg adjustment (q &lt; 0.2), nine significant gender-associated signatures were identified, underscoring a striking polarity across tumor types</w:t>
       </w:r>
       <w:r>
         <w:rPr>
           <w:rFonts w:eastAsia="Times New Roman" w:hint="eastAsia"/>
         </w:rPr>
-        <w:t>4</w:t>
-      </w:r>
-      <w:r>
-        <w:rPr/>
-        <w:t xml:space="preserve">, “MMR defects”). Another notable group included InsDel_B, InsDel5a, and InsDel5b, which co-occurred with liver-cancer associated SBS signatures SBS12 and SBS16. </w:t>
-      </w:r>
-    </w:p>
-    <w:p>
-      <w:pPr>
-        <w:pStyle w:val="Normal"/>
-        <w:rPr/>
-      </w:pPr>
-      <w:r>
-        <w:rPr/>
-        <w:t xml:space="preserve">The 89-type taxonomy also allowed us to better resolve the relationships within previously broader categories. For instance, the three signatures derived from C_ID1 (InsDel1a, InsDel1b, and InsDel1c) each showed distinct patterns of correlation to SBS signatures (Figure 4B). InsDel1a and the 83-type signature C_ID1 had similar correlation profiles and frequently co-occurred with SBS88, SBS17, and SBS93, which are prominent in the GI enriched cluster. In contrast, InsDel1b was linked to </w:t>
-      </w:r>
-      <w:r>
-        <w:rPr>
-          <w:i/>
-          <w:iCs/>
-        </w:rPr>
-        <w:t>POLE</w:t>
-      </w:r>
-      <w:r>
-        <w:rPr/>
-        <w:t xml:space="preserve"> proofreading errors and InsDel1c was associated with SBS liver cancer signatures SBS12 and SBS16.</w:t>
-      </w:r>
-    </w:p>
-    <w:p>
-      <w:pPr>
-        <w:pStyle w:val="Normal"/>
-        <w:rPr/>
-      </w:pPr>
-      <w:r>
-        <w:rPr/>
-        <w:t xml:space="preserve">These correlation patterns provide insight into the possible origins of previously uncharacterized SBS signatures. For example, SBS92 closely mirrored the correlation profile of SBS4, withstrong associations with C_ID3 and InsDel3b, further supporting a link with tobacco smoking (Figure </w:t>
-      </w:r>
-      <w:r>
-        <w:rPr>
-          <w:rFonts w:eastAsia="Times New Roman" w:hint="eastAsia"/>
-        </w:rPr>
-        <w:t>4B</w:t>
-      </w:r>
-      <w:r>
-        <w:rPr/>
-        <w:t xml:space="preserve">, “Tobacco Smoking”) </w:t>
-      </w:r>
-      <w:bookmarkStart w:id="22" w:name="ZOTERO_BREF_PpR8PYcxNNRP"/>
-      <w:r>
-        <w:rPr/>
-        <w:t>(Lawson et al. 2020)</w:t>
-      </w:r>
-      <w:bookmarkEnd w:id="22"/>
-      <w:r>
-        <w:rPr/>
-        <w:t xml:space="preserve">. In the gastrointestinal (GI) cluster, which includes signatures common in gastrointestinal tumors (SBS17, SBS18, SBS1, SBS88, and SBS93), we observed that C_ID18/InsDel18, ID_N/InsDel_Nβ were associated with SBS signatures typically seen in the GI tract. SBS93, in particular, shows a strong transcriptional strand bias </w:t>
-      </w:r>
-      <w:r>
-        <w:rPr>
-          <w:shd w:fill="00FFFF" w:val="clear"/>
-        </w:rPr>
-        <w:t>&lt;what is the reference for this&gt;</w:t>
-      </w:r>
-      <w:r>
-        <w:rPr/>
-        <w:t xml:space="preserve">, suggesting its association with specific DNA adducts in the GI tract and a possible connection to C_ID14/InsDel14. In addition C_ID1 and InsDel1a had stronger correlations with SBS1 and SBS18, supporting their association with mutagenesis driven by reactive oxygen species (Figure </w:t>
-      </w:r>
-      <w:r>
-        <w:rPr>
-          <w:rFonts w:eastAsia="Times New Roman" w:hint="eastAsia"/>
-        </w:rPr>
-        <w:t>4</w:t>
-      </w:r>
-      <w:r>
-        <w:rPr/>
-        <w:t xml:space="preserve">). </w:t>
-      </w:r>
-    </w:p>
-    <w:p>
-      <w:pPr>
-        <w:pStyle w:val="Heading2"/>
-        <w:rPr/>
-      </w:pPr>
-      <w:r>
-        <w:rPr>
-          <w:rFonts w:hint="eastAsia"/>
-        </w:rPr>
-        <w:t>Topography of indel mutational signatures &lt;</w:t>
-      </w:r>
-      <w:r>
-        <w:rPr>
-          <w:rFonts w:hint="eastAsia"/>
-          <w:shd w:fill="FF0000" w:val="clear"/>
-        </w:rPr>
-        <w:t>STEVE REVIEW</w:t>
-      </w:r>
-      <w:r>
-        <w:rPr>
-          <w:rFonts w:hint="eastAsia"/>
-        </w:rPr>
-        <w:t>&gt;</w:t>
-      </w:r>
-    </w:p>
-    <w:p>
-      <w:pPr>
-        <w:pStyle w:val="Normal"/>
-        <w:ind w:hanging="0"/>
-        <w:rPr>
-          <w:rFonts w:eastAsia="Times New Roman"/>
-        </w:rPr>
-      </w:pPr>
-      <w:r>
-        <w:rPr/>
-        <w:t xml:space="preserve">We evaluated the interplay between our the 83-type signatures that we identified and several genomic topographical features. Transcription-coupled nucleotide excision repair was known to cause transcription strand asymmetries, </w:t>
-      </w:r>
-      <w:r>
-        <w:rPr>
-          <w:rFonts w:hint="eastAsia"/>
-        </w:rPr>
-        <w:t>si</w:t>
-      </w:r>
-      <w:r>
-        <w:rPr/>
-        <w:t>nce DNA bulky adducts on the transcribed strand will be preferentially repaired in the transcription active region across the genome</w:t>
-      </w:r>
-      <w:r>
-        <w:rPr>
-          <w:rFonts w:hint="eastAsia"/>
-        </w:rPr>
-        <w:t xml:space="preserve"> </w:t>
-      </w:r>
-      <w:r>
-        <w:rPr>
-          <w:rFonts w:hint="eastAsia"/>
-          <w:shd w:fill="FFFF00" w:val="clear"/>
-        </w:rPr>
-        <w:t>(add cite)</w:t>
-      </w:r>
-      <w:r>
-        <w:rPr>
-          <w:shd w:fill="FFFF00" w:val="clear"/>
-        </w:rPr>
-        <w:t xml:space="preserve">. </w:t>
-      </w:r>
-      <w:r>
-        <w:rPr>
-          <w:rFonts w:eastAsia="Times New Roman"/>
-        </w:rPr>
-        <w:t>Transcription strand asymmetries were shown in 17 out of 33 83-type signatures (Figure</w:t>
-      </w:r>
-      <w:r>
-        <w:rPr>
-          <w:rFonts w:eastAsia="Times New Roman" w:hint="eastAsia"/>
-        </w:rPr>
-        <w:t xml:space="preserve"> 5A, </w:t>
+        <w:t xml:space="preserve"> (</w:t>
       </w:r>
       <w:r>
         <w:rPr>
           <w:rFonts w:eastAsia="Times New Roman" w:hint="eastAsia"/>
           <w:shd w:fill="00FFFF" w:val="clear"/>
         </w:rPr>
-        <w:t>Figure S3</w:t>
-      </w:r>
-      <w:r>
-        <w:rPr>
-          <w:rFonts w:eastAsia="宋体" w:hint="eastAsia"/>
-          <w:shd w:fill="00FFFF" w:val="clear"/>
-        </w:rPr>
-        <w:t>A</w:t>
-      </w:r>
-      <w:r>
-        <w:rPr>
-          <w:rFonts w:eastAsia="Times New Roman"/>
-          <w:shd w:fill="00FFFF" w:val="clear"/>
-        </w:rPr>
-        <w:t xml:space="preserve">, Table S13</w:t>
+        <w:t>Figure S6A,</w:t>
+      </w:r>
+      <w:r>
+        <w:rPr>
+          <w:rFonts w:eastAsia="Times New Roman" w:hint="eastAsia"/>
+        </w:rPr>
+        <w:t xml:space="preserve"> </w:t>
       </w:r>
       <w:r>
         <w:rPr>
           <w:rFonts w:eastAsia="Times New Roman" w:hint="eastAsia"/>
           <w:shd w:fill="00FFFF" w:val="clear"/>
         </w:rPr>
-        <w:t xml:space="preserve"/>
+        <w:t>Table S16</w:t>
+      </w:r>
+      <w:r>
+        <w:rPr>
+          <w:rFonts w:eastAsia="Times New Roman" w:hint="eastAsia"/>
+        </w:rPr>
+        <w:t>)</w:t>
       </w:r>
       <w:r>
         <w:rPr>
           <w:rFonts w:eastAsia="Times New Roman"/>
         </w:rPr>
-        <w:t>). Signature</w:t>
-      </w:r>
-      <w:r>
-        <w:rPr/>
-        <w:t xml:space="preserve">s attributed to exogenous mutational processes, such as C_ID3 (tobacco smoking exposure), C_ID14 (correlated with </w:t>
-      </w:r>
-      <w:r>
-        <w:rPr>
-          <w:rFonts w:hint="eastAsia"/>
-        </w:rPr>
-        <w:t>SBS93</w:t>
-      </w:r>
-      <w:r>
-        <w:rPr/>
-        <w:t xml:space="preserve">) and C_ID18 (colibactin exposure), showed consistent transcription strand bias </w:t>
-      </w:r>
-      <w:r>
-        <w:rPr>
-          <w:rFonts w:hint="eastAsia"/>
-        </w:rPr>
-        <w:t>with</w:t>
-      </w:r>
-      <w:r>
-        <w:rPr/>
-        <w:t xml:space="preserve"> mutations enriched in the transcribed strand. Another exogenous mutational signature C_ID13, which is attributed to UV exposure, showed enrichment in the un-transcribed strand. This is due to the damage caused by UV happened on cytosine instead of guanine. In 83-type signatures associated with defective endogenous mutational processes, enriched mutations on the un-transcribed strand were observed for C_ID1 (slippage during DNA replication) and C_ID5 (clock-like signature), while enriched mutations on the transcribed strand were observed for </w:t>
+        <w:t xml:space="preserve">. </w:t>
+      </w:r>
+      <w:r>
+        <w:rPr>
+          <w:rFonts w:eastAsia="Times New Roman"/>
+          <w:shd w:fill="FFFF00" w:val="clear"/>
+        </w:rPr>
+        <w:t>&lt;parallel structure&gt;</w:t>
+      </w:r>
+      <w:r>
+        <w:rPr>
+          <w:rFonts w:eastAsia="Times New Roman"/>
+        </w:rPr>
+        <w:t>Male-enriched mutational processes predominated in lung, liver, and "Other" cancer categories. Specifically, lung cancer showed significant male association with InsDel3b (OR = 0.367, q = 0.061) and C_ID3 (OR = 0.397, q = 0.188), signatures previously linked to tobacco exposure, suggesting that higher smoking-related mutational burdens contribute to this enrichment among men. In liver cancer, a similar male predominance was observed for InsDel5a (OR = 0.481, q = 0.118; clock-like) and InsDel8/C_ID8 (OR = 0.271, q = 0.184; associated with DSB repair by NHEJ and age).</w:t>
+      </w:r>
+      <w:r>
+        <w:rPr>
+          <w:rFonts w:eastAsia="Times New Roman"/>
+          <w:shd w:fill="FFFF00" w:val="clear"/>
+        </w:rPr>
+        <w:t xml:space="preserve"> </w:t>
+      </w:r>
+      <w:commentRangeStart w:id="0"/>
+      <w:r>
+        <w:rPr>
+          <w:rFonts w:eastAsia="Times New Roman"/>
+          <w:shd w:fill="FFFF00" w:val="clear"/>
+        </w:rPr>
+        <w:t>&lt;mentioned anywhere else?&gt;</w:t>
+      </w:r>
+      <w:r>
+        <w:rPr>
+          <w:rFonts w:eastAsia="Times New Roman"/>
+          <w:shd w:fill="FFFF00" w:val="clear"/>
+        </w:rPr>
+      </w:r>
+      <w:commentRangeEnd w:id="0"/>
+      <w:r>
+        <w:commentReference w:id="0"/>
+      </w:r>
+      <w:r>
+        <w:rPr>
+          <w:rFonts w:eastAsia="Times New Roman"/>
+          <w:strike/>
+        </w:rPr>
+        <w:t>The "Other" tumor group exhibited male bias in C_ID19 (OR = 0.424, q = 0.188) and InsDel19b (OR = 0.448, q = 0.197).</w:t>
+      </w:r>
+      <w:r>
+        <w:rPr>
+          <w:rFonts w:eastAsia="Times New Roman"/>
+        </w:rPr>
+        <w:t xml:space="preserve"> In contrast, female-enriched signatures were found in esophageal and lymphoid malignancies, most notably in esophageal cancer for InsDel1a (OR = 3.85, q = 0.061) and C_ID1 (OR = 3.22, q = 0.188), as well as InsDel1c (OR = 2.63, q = 0.194) in lymphoid cancers. No additional signature–cancer type combinations reached a q-value below 0.2. Collectively, these findings suggest that specific mutational processes</w:t>
       </w:r>
       <w:r>
         <w:rPr>
           <w:rFonts w:eastAsia="Times New Roman" w:hint="eastAsia"/>
         </w:rPr>
-        <w:t>ID_F</w:t>
-      </w:r>
-      <w:r>
-        <w:rPr/>
-        <w:t xml:space="preserve"> (topoisomerase-1 </w:t>
+        <w:t xml:space="preserve"> and </w:t>
+      </w:r>
+      <w:r>
+        <w:rPr>
+          <w:rFonts w:eastAsia="Times New Roman"/>
+        </w:rPr>
+        <w:t xml:space="preserve">their </w:t>
       </w:r>
       <w:r>
         <w:rPr>
           <w:rFonts w:eastAsia="Times New Roman" w:hint="eastAsia"/>
         </w:rPr>
-        <w:t>[</w:t>
-      </w:r>
-      <w:r>
-        <w:rPr/>
-        <w:t>TOP1</w:t>
+        <w:t xml:space="preserve">underlying </w:t>
+      </w:r>
+      <w:r>
+        <w:rPr>
+          <w:rFonts w:eastAsia="Times New Roman"/>
+        </w:rPr>
+        <w:t xml:space="preserve">biological </w:t>
       </w:r>
       <w:r>
         <w:rPr>
           <w:rFonts w:eastAsia="Times New Roman" w:hint="eastAsia"/>
         </w:rPr>
-        <w:t>]</w:t>
-      </w:r>
-      <w:r>
-        <w:rPr/>
-        <w:t xml:space="preserve"> associated mutagenesis stemming from RNase H2 deficiency). Interestingly, 3 defective MMR signatures also showed transcription strand asymmetries in different directions, with two of them (C_ID7 and </w:t>
+        <w:t>processes might</w:t>
+      </w:r>
+      <w:r>
+        <w:rPr>
+          <w:rFonts w:eastAsia="Times New Roman"/>
+        </w:rPr>
+        <w:t xml:space="preserve"> be modulated by gender, shaping distinct patterns of cancer susceptibility and progression.</w:t>
+      </w:r>
+    </w:p>
+    <w:p>
+      <w:pPr>
+        <w:pStyle w:val="Normal"/>
+        <w:rPr>
+          <w:rFonts w:eastAsia="Times New Roman"/>
+        </w:rPr>
+      </w:pPr>
+      <w:r>
+        <w:rPr>
+          <w:rFonts w:eastAsia="Times New Roman"/>
+        </w:rPr>
+        <w:t>To characterize the "clock-like" behavior of these signatures, we examined correlations between signature activity and patient age at diagnosis using Spearman correlation analyses</w:t>
       </w:r>
       <w:r>
         <w:rPr>
           <w:rFonts w:eastAsia="Times New Roman" w:hint="eastAsia"/>
         </w:rPr>
-        <w:t>ID_K</w:t>
-      </w:r>
-      <w:r>
-        <w:rPr/>
-        <w:t>) having enriched mutations on the transcribed strand, and one of them (</w:t>
-      </w:r>
-      <w:r>
-        <w:rPr>
-          <w:rFonts w:eastAsia="Times New Roman" w:hint="eastAsia"/>
-        </w:rPr>
-        <w:t>ID_N</w:t>
-      </w:r>
-      <w:r>
-        <w:rPr/>
-        <w:t>) having enriched mutations mainly on the un-transcribed strand. Replication strand asymmetries were observed in 12 out of 33 83</w:t>
-      </w:r>
-      <w:r>
-        <w:rPr>
-          <w:rFonts w:hint="eastAsia"/>
-        </w:rPr>
-        <w:t>-</w:t>
-      </w:r>
-      <w:r>
-        <w:rPr/>
-        <w:t>type signatures (Fig</w:t>
-      </w:r>
-      <w:r>
-        <w:rPr>
-          <w:rFonts w:eastAsia="Times New Roman"/>
-        </w:rPr>
-        <w:t xml:space="preserve">ure </w:t>
-      </w:r>
-      <w:r>
-        <w:rPr>
-          <w:rFonts w:eastAsia="Times New Roman" w:hint="eastAsia"/>
-        </w:rPr>
-        <w:t xml:space="preserve">5B, </w:t>
+        <w:t xml:space="preserve"> (</w:t>
       </w:r>
       <w:r>
         <w:rPr>
           <w:rFonts w:eastAsia="Times New Roman" w:hint="eastAsia"/>
           <w:shd w:fill="00FFFF" w:val="clear"/>
         </w:rPr>
-        <w:t>Figure S3B</w:t>
+        <w:t>Figure S6B</w:t>
+      </w:r>
+      <w:r>
+        <w:rPr>
+          <w:rFonts w:eastAsia="Times New Roman" w:hint="eastAsia"/>
+        </w:rPr>
+        <w:t>)</w:t>
       </w:r>
       <w:r>
         <w:rPr>
           <w:rFonts w:eastAsia="Times New Roman"/>
-          <w:shd w:fill="00FFFF" w:val="clear"/>
-        </w:rPr>
-        <w:t xml:space="preserve">, Table S13</w:t>
+        </w:rPr>
+        <w:t xml:space="preserve">. We found that C_ID1, InsDel1a, C_ID5, and InsDel5a showed robust, age-associated "clock-like" mutagenesis in multiple cancer types, as well as across the overall genome. More specifically, C_ID5 and InsDel5a correlated with age in prostate, pancreas, liver, and kidney cancers, while C_ID1 and InsDel1a were age-associated in breast, prostate, and pancreas cancers. Other clock-like signatures demonstrated pronounced tissue specificity; for example, InsDel9 showed a more attenuated relationship between age and mutational accumulation in prostate cancer, while InsDel10 displayed clear clock-like properties in pancreatic cancers. </w:t>
+      </w:r>
+      <w:r>
+        <w:rPr>
+          <w:rFonts w:eastAsia="Times New Roman"/>
+          <w:shd w:fill="FFFF00" w:val="clear"/>
+        </w:rPr>
+        <w:t>Additionally, some signatures, such as InsDel5b, InsDel5c, and C_ID4/InsDel4, were correlated with age when considering all tumor types collectively but did not show significant associations in any single cancer type</w:t>
+      </w:r>
+      <w:r>
+        <w:rPr>
+          <w:rFonts w:eastAsia="Times New Roman" w:hint="eastAsia"/>
+          <w:shd w:fill="FFFF00" w:val="clear"/>
+        </w:rPr>
+        <w:t xml:space="preserve"> </w:t>
       </w:r>
       <w:r>
         <w:rPr>
           <w:rFonts w:eastAsia="Times New Roman" w:hint="eastAsia"/>
           <w:shd w:fill="00FFFF" w:val="clear"/>
         </w:rPr>
-        <w:t xml:space="preserve"/>
-      </w:r>
-      <w:r>
-        <w:rPr>
-          <w:rFonts w:eastAsia="Times New Roman"/>
-        </w:rPr>
-        <w:t>). A</w:t>
-      </w:r>
-      <w:r>
-        <w:rPr/>
-        <w:t>nalogous to transcription strand asymmetries, the majority of signatures attributable to exogenous mutagenic exposures or defective endogenous repair processes exhibited pronounced replication strand bias, manifesting preferentially on either the leading or lagging strand. ID_K, which is enriched for mutations causing POLE proofreading defects, was consistently enriched for leading strand mutations. This is consistent with SBS signatures SBS10a and SBS10b, which are are also, driven by POLE proofreading defects, thus further supporting a link between POLE proofreading defects and leading-strand mutagenesis.</w:t>
-      </w:r>
-    </w:p>
-    <w:p>
-      <w:pPr>
-        <w:pStyle w:val="Normal"/>
-        <w:rPr/>
-      </w:pPr>
-      <w:r>
-        <w:rPr/>
-        <w:t>We also examined the mutation enrichment of 83-type signatures in genic and intergenic regions</w:t>
-      </w:r>
-      <w:r>
-        <w:rPr>
-          <w:rFonts w:hint="eastAsia"/>
-        </w:rPr>
-        <w:t xml:space="preserve"> </w:t>
-      </w:r>
-      <w:r>
-        <w:rPr>
-          <w:rFonts w:hint="eastAsia"/>
-          <w:shd w:fill="00FFFF" w:val="clear"/>
-        </w:rPr>
-        <w:t>(Figure S3</w:t>
-      </w:r>
-      <w:r>
-        <w:rPr>
-          <w:rFonts w:eastAsia="宋体" w:hint="eastAsia"/>
-          <w:shd w:fill="00FFFF" w:val="clear"/>
-        </w:rPr>
-        <w:t>C</w:t>
-      </w:r>
-      <w:r>
-        <w:rPr>
-          <w:rFonts w:hint="eastAsia"/>
-          <w:shd w:fill="00FFFF" w:val="clear"/>
-        </w:rPr>
-        <w:t>)</w:t>
-      </w:r>
-      <w:r>
-        <w:rPr>
-          <w:shd w:fill="00FFFF" w:val="clear"/>
-        </w:rPr>
-        <w:t>.</w:t>
-      </w:r>
-      <w:r>
-        <w:rPr/>
-        <w:t xml:space="preserve"> Most signatures showed mutation bias towards intergenic regions, while 6 signatures showed enrichment in genic regions</w:t>
-      </w:r>
-      <w:r>
-        <w:rPr>
-          <w:rFonts w:hint="eastAsia"/>
-        </w:rPr>
-        <w:t xml:space="preserve"> (</w:t>
-      </w:r>
-      <w:r>
-        <w:rPr/>
-        <w:t xml:space="preserve">Figure </w:t>
-      </w:r>
-      <w:r>
-        <w:rPr>
-          <w:rFonts w:eastAsia="Times New Roman" w:hint="eastAsia"/>
-        </w:rPr>
-        <w:t>5</w:t>
-      </w:r>
-      <w:r>
-        <w:rPr>
-          <w:rFonts w:hint="eastAsia"/>
-        </w:rPr>
-        <w:t>C)</w:t>
-      </w:r>
-      <w:r>
-        <w:rPr/>
-        <w:t xml:space="preserve">. Among the 6 signatures, </w:t>
-      </w:r>
-      <w:r>
-        <w:rPr>
-          <w:rFonts w:eastAsia="Times New Roman" w:hint="eastAsia"/>
-        </w:rPr>
-        <w:t>3</w:t>
-      </w:r>
-      <w:r>
-        <w:rPr/>
-        <w:t xml:space="preserve"> of them were associated with defective endogenous mutational processes, including </w:t>
-      </w:r>
-      <w:r>
-        <w:rPr>
-          <w:rFonts w:hint="eastAsia"/>
-        </w:rPr>
-        <w:t>C_ID8</w:t>
-      </w:r>
-      <w:r>
-        <w:rPr/>
-        <w:t xml:space="preserve"> (repair of DNA double strand breaks by NHEJ), C_ID17(TOP2A K743N mediated mutagenesis)</w:t>
-      </w:r>
-      <w:r>
-        <w:rPr>
-          <w:rFonts w:eastAsia="Times New Roman" w:hint="eastAsia"/>
-        </w:rPr>
-        <w:t xml:space="preserve"> and</w:t>
-      </w:r>
-      <w:r>
-        <w:rPr/>
-        <w:t xml:space="preserve"> </w:t>
-      </w:r>
-      <w:r>
-        <w:rPr>
-          <w:rFonts w:eastAsia="Times New Roman" w:hint="eastAsia"/>
-        </w:rPr>
-        <w:t xml:space="preserve">ID_F </w:t>
-      </w:r>
-      <w:r>
-        <w:rPr/>
-        <w:t>(</w:t>
-      </w:r>
-      <w:r>
-        <w:rPr>
-          <w:shd w:fill="00FFFF" w:val="clear"/>
-        </w:rPr>
-        <w:t>TOP1</w:t>
-      </w:r>
-      <w:r>
-        <w:rPr/>
-        <w:t>-mediated</w:t>
-      </w:r>
-      <w:r>
-        <w:rPr>
-          <w:rFonts w:eastAsia="Times New Roman"/>
-        </w:rPr>
-        <w:t xml:space="preserve"> mutagenesis). Another </w:t>
-      </w:r>
-      <w:r>
-        <w:rPr>
-          <w:rFonts w:eastAsia="Times New Roman" w:hint="eastAsia"/>
-        </w:rPr>
-        <w:t>3</w:t>
-      </w:r>
-      <w:r>
-        <w:rPr>
-          <w:rFonts w:eastAsia="Times New Roman"/>
-        </w:rPr>
-        <w:t xml:space="preserve"> signatures with mutations enriched in genic regions were of unknown etiology (C_ID4, </w:t>
-      </w:r>
-      <w:r>
-        <w:rPr>
-          <w:rFonts w:eastAsia="Times New Roman" w:hint="eastAsia"/>
-        </w:rPr>
-        <w:t>ID_</w:t>
-      </w:r>
-      <w:r>
-        <w:rPr>
-          <w:rFonts w:eastAsia="Times New Roman"/>
-        </w:rPr>
-        <w:t>E</w:t>
-      </w:r>
-      <w:r>
-        <w:rPr>
-          <w:rFonts w:eastAsia="Times New Roman" w:hint="eastAsia"/>
-        </w:rPr>
-        <w:t xml:space="preserve"> and ID_L</w:t>
-      </w:r>
-      <w:r>
-        <w:rPr>
-          <w:rFonts w:eastAsia="Times New Roman"/>
-        </w:rPr>
-        <w:t>).</w:t>
-      </w:r>
-    </w:p>
-    <w:p>
-      <w:pPr>
-        <w:pStyle w:val="Normal"/>
-        <w:rPr/>
-      </w:pPr>
-      <w:r>
-        <w:rPr>
-          <w:rFonts w:eastAsia="Times New Roman"/>
-        </w:rPr>
-        <w:t>The effect of DNA replication timing was also observed in man</w:t>
-      </w:r>
-      <w:r>
-        <w:rPr/>
-        <w:t>y 83-type signatures</w:t>
-      </w:r>
-      <w:r>
-        <w:rPr>
-          <w:rFonts w:hint="eastAsia"/>
-        </w:rPr>
-        <w:t xml:space="preserve"> </w:t>
-      </w:r>
-      <w:r>
-        <w:rPr>
-          <w:rFonts w:eastAsia="Times New Roman" w:hint="eastAsia"/>
-        </w:rPr>
-        <w:t xml:space="preserve">(Figure 5D, </w:t>
-      </w:r>
-      <w:r>
-        <w:rPr>
-          <w:rFonts w:eastAsia="Times New Roman" w:hint="eastAsia"/>
-          <w:shd w:fill="00FFFF" w:val="clear"/>
-        </w:rPr>
-        <w:t>Figure S4</w:t>
-      </w:r>
-      <w:r>
-        <w:rPr>
-          <w:shd w:fill="00FFFF" w:val="clear"/>
-        </w:rPr>
-        <w:t>,</w:t>
-      </w:r>
-      <w:r>
-        <w:rPr/>
-        <w:t xml:space="preserve"> </w:t>
-      </w:r>
-      <w:r>
-        <w:rPr>
-          <w:shd w:fill="00FFFF" w:val="clear"/>
-        </w:rPr>
-        <w:t xml:space="preserve">Table S14</w:t>
-      </w:r>
-      <w:r>
-        <w:rPr>
-          <w:rFonts w:eastAsia="Times New Roman" w:hint="eastAsia"/>
-        </w:rPr>
-        <w:t xml:space="preserve"/>
-      </w:r>
-      <w:r>
-        <w:rPr>
-          <w:rFonts w:hint="eastAsia"/>
-        </w:rPr>
-        <w:t>)</w:t>
-      </w:r>
-      <w:r>
-        <w:rPr/>
-        <w:t xml:space="preserve">. Most signatures were consistently enriched in late-replicating regions across different cancer types, while only two signatures, C_ID10 and C_ID17 (TOP2A K743N mediated mutagenesis), showed enrichment in early-replicating regions. Four signatures were unaffected by replication timing in the majority of cancers presenting this signature, including C_ID1 (Slippage during DNA replication), C_ID5 (Clock-like signature), C_ID18 (Colibactin exposure), </w:t>
-      </w:r>
-      <w:r>
-        <w:rPr>
-          <w:rFonts w:hint="eastAsia"/>
-        </w:rPr>
-        <w:t>and</w:t>
-      </w:r>
-      <w:r>
-        <w:rPr/>
-        <w:t xml:space="preserve"> two defective MMR signatures (ID_7 and ID_K). Interestingly, </w:t>
-      </w:r>
-      <w:r>
-        <w:rPr>
-          <w:rFonts w:eastAsia="Times New Roman" w:hint="eastAsia"/>
-        </w:rPr>
-        <w:t>s</w:t>
-      </w:r>
-      <w:r>
-        <w:rPr/>
-        <w:t xml:space="preserve">everal signatures showed cancer-specific enrichment in replication timing, including </w:t>
-      </w:r>
-      <w:r>
-        <w:rPr>
-          <w:rFonts w:hint="eastAsia"/>
-        </w:rPr>
-        <w:t>C_ID8</w:t>
-      </w:r>
-      <w:r>
-        <w:rPr/>
-        <w:t xml:space="preserve"> (Repair of DNA double strand breaks by NHEJ) and ID_F (TOP1-mediated mutagenesis). For example, ID_F showed enriched mutations in late replication regions in bladder cancer, while in skin cancer it showed the opposite trend. For 89-type signatures, we conducted similar analysis without simulation data. The majority of signatures showed enrichment in late-replicating regions, which is consistent with what we observed 83-type signatures (</w:t>
-      </w:r>
-      <w:r>
-        <w:rPr>
-          <w:shd w:fill="00FFFF" w:val="clear"/>
-        </w:rPr>
-        <w:t>Figure S</w:t>
-      </w:r>
-      <w:r>
-        <w:rPr>
-          <w:rFonts w:eastAsia="Times New Roman" w:hint="eastAsia"/>
-          <w:shd w:fill="00FFFF" w:val="clear"/>
-        </w:rPr>
-        <w:t>4</w:t>
-      </w:r>
-      <w:r>
-        <w:rPr>
-          <w:shd w:fill="00FFFF" w:val="clear"/>
-        </w:rPr>
-        <w:t xml:space="preserve">, Table S15</w:t>
-      </w:r>
-      <w:r>
-        <w:rPr>
-          <w:rFonts w:eastAsia="Times New Roman" w:hint="eastAsia"/>
-          <w:shd w:fill="00FFFF" w:val="clear"/>
-        </w:rPr>
-        <w:t xml:space="preserve"/>
-      </w:r>
-      <w:r>
-        <w:rPr/>
-        <w:t>). InsDel</w:t>
-      </w:r>
-      <w:r>
-        <w:rPr>
-          <w:rFonts w:eastAsia="Times New Roman" w:hint="eastAsia"/>
-        </w:rPr>
-        <w:t>_L</w:t>
-      </w:r>
-      <w:r>
-        <w:rPr/>
-        <w:t xml:space="preserve">, the corresponding signature of </w:t>
-      </w:r>
-      <w:r>
-        <w:rPr>
-          <w:rFonts w:hint="eastAsia"/>
-        </w:rPr>
-        <w:t>ID</w:t>
-      </w:r>
-      <w:r>
-        <w:rPr/>
-        <w:t>_L, showed the same stomach cancer specific enrichment in early replication regions, which strengthen the correlation between 83-type and 89-type signatures.</w:t>
-      </w:r>
-    </w:p>
-    <w:p>
-      <w:pPr>
-        <w:pStyle w:val="Heading2"/>
-        <w:rPr>
-          <w:rFonts w:eastAsia="Times New Roman"/>
-        </w:rPr>
-      </w:pPr>
-      <w:r>
-        <w:rPr/>
-        <w:t>Demographic Associations</w:t>
-      </w:r>
-      <w:r>
-        <w:rPr>
-          <w:rFonts w:eastAsia="Times New Roman" w:hint="eastAsia"/>
-        </w:rPr>
-        <w:t xml:space="preserve"> with Gender and Age STEVE REVIEW</w:t>
-      </w:r>
-    </w:p>
-    <w:p>
-      <w:pPr>
-        <w:pStyle w:val="Normal"/>
-        <w:rPr>
-          <w:rFonts w:eastAsia="Times New Roman"/>
-        </w:rPr>
-      </w:pPr>
-      <w:r>
-        <w:rPr>
-          <w:rFonts w:eastAsia="Times New Roman"/>
-        </w:rPr>
-        <w:t>To explore potential gender biases in mutational processes, we systematically compared signature activities between males and females using two-sided Fisher’s exact tests. After applying Benjamini–Hochberg adjustment (q &lt; 0.2), nine significant gender-associated signatures were identified, underscoring a striking polarity across tumor types</w:t>
-      </w:r>
-      <w:r>
-        <w:rPr>
-          <w:rFonts w:eastAsia="Times New Roman" w:hint="eastAsia"/>
-        </w:rPr>
-        <w:t xml:space="preserve"> (</w:t>
-      </w:r>
-      <w:r>
-        <w:rPr>
-          <w:rFonts w:eastAsia="Times New Roman" w:hint="eastAsia"/>
-          <w:shd w:fill="00FFFF" w:val="clear"/>
-        </w:rPr>
-        <w:t>Figure S6A,</w:t>
-      </w:r>
-      <w:r>
-        <w:rPr>
-          <w:rFonts w:eastAsia="Times New Roman" w:hint="eastAsia"/>
-        </w:rPr>
-        <w:t xml:space="preserve"> </w:t>
-      </w:r>
-      <w:r>
-        <w:rPr>
-          <w:rFonts w:eastAsia="Times New Roman" w:hint="eastAsia"/>
-          <w:shd w:fill="00FFFF" w:val="clear"/>
-        </w:rPr>
-        <w:t xml:space="preserve">Table S16</w:t>
-      </w:r>
-      <w:r>
-        <w:rPr>
-          <w:rFonts w:eastAsia="Times New Roman" w:hint="eastAsia"/>
-        </w:rPr>
-        <w:t>)</w:t>
-      </w:r>
-      <w:r>
-        <w:rPr>
-          <w:rFonts w:eastAsia="Times New Roman"/>
-        </w:rPr>
-        <w:t xml:space="preserve">. </w:t>
-      </w:r>
-      <w:r>
-        <w:rPr>
-          <w:rFonts w:eastAsia="Times New Roman"/>
-          <w:shd w:fill="FFFF00" w:val="clear"/>
-        </w:rPr>
-        <w:t>&lt;parallel structure&gt;</w:t>
-      </w:r>
-      <w:r>
-        <w:rPr>
-          <w:rFonts w:eastAsia="Times New Roman"/>
-        </w:rPr>
-        <w:t>Male-enriched mutational processes predominated in lung, liver, and "Other" cancer categories. Specifically, lung cancer showed significant male association with InsDel3b (OR = 0.367, q = 0.061) and C_ID3 (OR = 0.397, q = 0.188), signatures previously linked to tobacco exposure, suggesting that higher smoking-related mutational burdens contribute to this enrichment among men. In liver cancer, a similar male predominance was observed for InsDel5a (OR = 0.481, q = 0.118; clock-like) and InsDel8/C_ID8 (OR = 0.271, q = 0.184; associated with DSB repair by NHEJ and age).</w:t>
-      </w:r>
-      <w:r>
-        <w:rPr>
-          <w:rFonts w:eastAsia="Times New Roman"/>
-          <w:shd w:fill="FFFF00" w:val="clear"/>
-        </w:rPr>
-        <w:t xml:space="preserve"> </w:t>
-      </w:r>
-      <w:commentRangeStart w:id="0"/>
-      <w:r>
-        <w:rPr>
-          <w:rFonts w:eastAsia="Times New Roman"/>
-          <w:shd w:fill="FFFF00" w:val="clear"/>
-        </w:rPr>
-        <w:t>&lt;mentioned anywhere else?&gt;</w:t>
-      </w:r>
-      <w:r>
-        <w:rPr>
-          <w:rFonts w:eastAsia="Times New Roman"/>
-          <w:shd w:fill="FFFF00" w:val="clear"/>
-        </w:rPr>
-      </w:r>
-      <w:commentRangeEnd w:id="0"/>
-      <w:r>
-        <w:commentReference w:id="0"/>
-      </w:r>
-      <w:r>
-        <w:rPr>
-          <w:rFonts w:eastAsia="Times New Roman"/>
-          <w:strike/>
-        </w:rPr>
-        <w:t>The "Other" tumor group exhibited male bias in C_ID19 (OR = 0.424, q = 0.188) and InsDel19b (OR = 0.448, q = 0.197).</w:t>
-      </w:r>
-      <w:r>
-        <w:rPr>
-          <w:rFonts w:eastAsia="Times New Roman"/>
-        </w:rPr>
-        <w:t xml:space="preserve"> In contrast, female-enriched signatures were found in esophageal and lymphoid malignancies, most notably in esophageal cancer for InsDel1a (OR = 3.85, q = 0.061) and C_ID1 (OR = 3.22, q = 0.188), as well as InsDel1c (OR = 2.63, q = 0.194) in lymphoid cancers. No additional signature–cancer type combinations reached a q-value below 0.2. Collectively, these findings suggest that specific mutational processes</w:t>
-      </w:r>
-      <w:r>
-        <w:rPr>
-          <w:rFonts w:eastAsia="Times New Roman" w:hint="eastAsia"/>
-        </w:rPr>
-        <w:t xml:space="preserve"> and </w:t>
-      </w:r>
-      <w:r>
-        <w:rPr>
-          <w:rFonts w:eastAsia="Times New Roman"/>
-        </w:rPr>
-        <w:t xml:space="preserve">their </w:t>
-      </w:r>
-      <w:r>
-        <w:rPr>
-          <w:rFonts w:eastAsia="Times New Roman" w:hint="eastAsia"/>
-        </w:rPr>
-        <w:t xml:space="preserve">underlying </w:t>
-      </w:r>
-      <w:r>
-        <w:rPr>
-          <w:rFonts w:eastAsia="Times New Roman"/>
-        </w:rPr>
-        <w:t xml:space="preserve">biological </w:t>
-      </w:r>
-      <w:r>
-        <w:rPr>
-          <w:rFonts w:eastAsia="Times New Roman" w:hint="eastAsia"/>
-        </w:rPr>
-        <w:t>processes might</w:t>
-      </w:r>
-      <w:r>
-        <w:rPr>
-          <w:rFonts w:eastAsia="Times New Roman"/>
-        </w:rPr>
-        <w:t xml:space="preserve"> be modulated by gender, shaping distinct patterns of cancer susceptibility and progression.</w:t>
-      </w:r>
-    </w:p>
-    <w:p>
-      <w:pPr>
-        <w:pStyle w:val="Normal"/>
-        <w:rPr>
-          <w:rFonts w:eastAsia="Times New Roman"/>
-        </w:rPr>
-      </w:pPr>
-      <w:r>
-        <w:rPr>
-          <w:rFonts w:eastAsia="Times New Roman"/>
-        </w:rPr>
-        <w:t>To characterize the "clock-like" behavior of these signatures, we examined correlations between signature activity and patient age at diagnosis using Spearman correlation analyses</w:t>
-      </w:r>
-      <w:r>
-        <w:rPr>
-          <w:rFonts w:eastAsia="Times New Roman" w:hint="eastAsia"/>
-        </w:rPr>
-        <w:t xml:space="preserve"> (</w:t>
-      </w:r>
-      <w:r>
-        <w:rPr>
-          <w:rFonts w:eastAsia="Times New Roman" w:hint="eastAsia"/>
-          <w:shd w:fill="00FFFF" w:val="clear"/>
-        </w:rPr>
-        <w:t>Figure S6B</w:t>
-      </w:r>
-      <w:r>
-        <w:rPr>
-          <w:rFonts w:eastAsia="Times New Roman" w:hint="eastAsia"/>
-        </w:rPr>
-        <w:t>)</w:t>
-      </w:r>
-      <w:r>
-        <w:rPr>
-          <w:rFonts w:eastAsia="Times New Roman"/>
-        </w:rPr>
-        <w:t xml:space="preserve">. We found that C_ID1, InsDel1a, C_ID5, and InsDel5a showed robust, age-associated "clock-like" mutagenesis in multiple cancer types, as well as across the overall genome. More specifically, C_ID5 and InsDel5a correlated with age in prostate, pancreas, liver, and kidney cancers, while C_ID1 and InsDel1a were age-associated in breast, prostate, and pancreas cancers. Other clock-like signatures demonstrated pronounced tissue specificity; for example, InsDel9 showed a more attenuated relationship between age and mutational accumulation in prostate cancer, while InsDel10 displayed clear clock-like properties in pancreatic cancers. </w:t>
-      </w:r>
-      <w:r>
-        <w:rPr>
-          <w:rFonts w:eastAsia="Times New Roman"/>
-          <w:shd w:fill="FFFF00" w:val="clear"/>
-        </w:rPr>
-        <w:t>Additionally, some signatures, such as InsDel5b, InsDel5c, and C_ID4/InsDel4, were correlated with age when considering all tumor types collectively but did not show significant associations in any single cancer type</w:t>
-      </w:r>
-      <w:r>
-        <w:rPr>
-          <w:rFonts w:eastAsia="Times New Roman" w:hint="eastAsia"/>
-          <w:shd w:fill="FFFF00" w:val="clear"/>
-        </w:rPr>
-        <w:t xml:space="preserve"> </w:t>
-      </w:r>
-      <w:r>
-        <w:rPr>
-          <w:rFonts w:eastAsia="Times New Roman" w:hint="eastAsia"/>
-          <w:shd w:fill="00FFFF" w:val="clear"/>
-        </w:rPr>
-        <w:t xml:space="preserve">(Table S17)</w:t>
+        <w:t>(Table S17)</w:t>
       </w:r>
       <w:r>
         <w:rPr>
@@ -4855,9 +4402,7 @@
     <w:p>
       <w:pPr>
         <w:pStyle w:val="Normal"/>
-        <w:rPr>
-          <w:ins w:id="1" w:author="Steve Rozen, Ph.D." w:date="2026-05-28T17:46:00Z"/>
-        </w:rPr>
+        <w:rPr/>
       </w:pPr>
       <w:r>
         <w:rPr/>
@@ -4881,56 +4426,23 @@
       </w:r>
       <w:r>
         <w:rPr/>
-        <w:t xml:space="preserve"> indel mutations were split into two types and counted (genic vs intergenic mutation, leading strand vs lagging strand mutation, un-transcribed strand vs transcribed strand mutation). The two types were denoted as +/- strand mutations strand mutations in all three cases. The ratio of real somatic indels and the ratio of simulated somatic indels was calculated separately:</w:t>
-      </w:r>
-      <w:ins w:id="0" w:author="Steve Rozen, Ph.D." w:date="2026-05-28T17:44:00Z">
-        <w:r>
-          <w:rPr/>
-          <w:t xml:space="preserve"> </w:t>
-        </w:r>
-      </w:ins>
+        <w:t xml:space="preserve"> indel mutations were split into two types and counted (genic vs intergenic mutation, leading strand vs lagging strand mutation, un-transcribed strand vs transcribed strand mutation). The two types were denoted as +/- strand mutations strand mutations in all three cases. The ratio of real somatic indels and the ratio of simulated somatic indels was calculated separately: </w:t>
+      </w:r>
     </w:p>
     <w:p>
       <w:pPr>
         <w:pStyle w:val="Normal"/>
-        <w:rPr>
-          <w:del w:id="6" w:author="Steve Rozen, Ph.D." w:date="2026-05-28T17:47:00Z"/>
-        </w:rPr>
-      </w:pPr>
-      <w:ins w:id="2" w:author="Unknown Author" w:date="2026-05-28T18:56:00Z">
-        <w:r>
-          <w:rPr/>
-          <w:t>strand ratio</w:t>
-        </w:r>
-      </w:ins>
-      <w:ins w:id="3" w:author="Steve Rozen, Ph.D." w:date="2026-05-28T17:44:00Z">
-        <w:r>
-          <w:rPr/>
-          <w:t xml:space="preserve"> = (+ strand_mutation_counts)·</w:t>
-        </w:r>
-      </w:ins>
-      <w:ins w:id="4" w:author="Steve Rozen, Ph.D." w:date="2026-05-28T17:46:00Z">
-        <w:r>
-          <w:rPr/>
-          <w:t>(- strand_mutation_counts)</w:t>
-        </w:r>
-      </w:ins>
-      <w:ins w:id="5" w:author="Steve Rozen, Ph.D." w:date="2026-05-28T17:46:00Z">
-        <w:r>
-          <w:rPr>
-            <w:vertAlign w:val="superscript"/>
-          </w:rPr>
-          <w:t xml:space="preserve">-1 </w:t>
-        </w:r>
-      </w:ins>
-    </w:p>
-    <w:p>
-      <w:pPr>
-        <w:pStyle w:val="Normal"/>
-        <w:rPr/>
-      </w:pPr>
-      <w:r>
-        <w:rPr/>
+        <w:rPr/>
+      </w:pPr>
+      <w:r>
+        <w:rPr/>
+        <w:t>strand ratio = (+ strand_mutation_counts)·(- strand_mutation_counts)</w:t>
+      </w:r>
+      <w:r>
+        <w:rPr>
+          <w:vertAlign w:val="superscript"/>
+        </w:rPr>
+        <w:t xml:space="preserve">-1 </w:t>
       </w:r>
     </w:p>
     <w:p>
@@ -4938,84 +4450,15 @@
         <w:pStyle w:val="Normal"/>
         <w:ind w:hanging="0"/>
         <w:rPr>
-          <w:del w:id="14" w:author="Steve Rozen, Ph.D." w:date="2026-05-28T17:49:00Z"/>
           <w:shd w:fill="FFFF00" w:val="clear"/>
         </w:rPr>
       </w:pPr>
-      <w:ins w:id="7" w:author="Steve Rozen, Ph.D." w:date="2026-05-28T17:48:00Z">
-        <w:r>
-          <w:rPr>
-            <w:shd w:fill="FFFF00" w:val="clear"/>
-          </w:rPr>
-          <w:t xml:space="preserve">We calculated the </w:t>
-        </w:r>
-      </w:ins>
-      <w:del w:id="8" w:author="Steve Rozen, Ph.D." w:date="2026-05-28T17:49:00Z">
-        <w:r>
-          <w:rPr>
-            <w:shd w:fill="FFFF00" w:val="clear"/>
-          </w:rPr>
-          <w:delText>O</w:delText>
-        </w:r>
-      </w:del>
-      <w:ins w:id="9" w:author="Steve Rozen, Ph.D." w:date="2026-05-28T17:49:00Z">
-        <w:r>
-          <w:rPr>
-            <w:shd w:fill="FFFF00" w:val="clear"/>
-          </w:rPr>
-          <w:t>os</w:t>
-        </w:r>
-      </w:ins>
       <w:r>
         <w:rPr>
           <w:shd w:fill="FFFF00" w:val="clear"/>
         </w:rPr>
-        <w:t xml:space="preserve">dds ratio between the </w:t>
-      </w:r>
-      <w:ins w:id="10" w:author="Steve Rozen, Ph.D." w:date="2026-05-28T17:48:00Z">
-        <w:r>
-          <w:rPr>
-            <w:shd w:fill="FFFF00" w:val="clear"/>
-          </w:rPr>
-          <w:t xml:space="preserve">strand </w:t>
-        </w:r>
-      </w:ins>
-      <w:r>
-        <w:rPr>
-          <w:shd w:fill="FFFF00" w:val="clear"/>
-        </w:rPr>
-        <w:t xml:space="preserve">ratio of real somatic indels and the </w:t>
-      </w:r>
-      <w:ins w:id="11" w:author="Steve Rozen, Ph.D." w:date="2026-05-28T17:48:00Z">
-        <w:r>
-          <w:rPr>
-            <w:shd w:fill="FFFF00" w:val="clear"/>
-          </w:rPr>
-          <w:t xml:space="preserve">strand </w:t>
-        </w:r>
-      </w:ins>
-      <w:r>
-        <w:rPr>
-          <w:shd w:fill="FFFF00" w:val="clear"/>
-        </w:rPr>
-        <w:t>ratio of simulated somatic indels</w:t>
-      </w:r>
-      <w:ins w:id="12" w:author="Steve Rozen, Ph.D." w:date="2026-05-28T17:49:00Z">
-        <w:r>
-          <w:rPr>
-            <w:shd w:fill="FFFF00" w:val="clear"/>
-          </w:rPr>
-          <w:t>.</w:t>
-        </w:r>
-      </w:ins>
-      <w:del w:id="13" w:author="Steve Rozen, Ph.D." w:date="2026-05-28T17:49:00Z">
-        <w:r>
-          <w:rPr>
-            <w:shd w:fill="FFFF00" w:val="clear"/>
-          </w:rPr>
-          <w:delText xml:space="preserve"> was calculated as</w:delText>
-        </w:r>
-      </w:del>
+        <w:t>We calculated the osdds ratio between the strand ratio of real somatic indels and the strand ratio of simulated somatic indels.</w:t>
+      </w:r>
     </w:p>
     <w:p>
       <w:pPr>
@@ -5025,29 +4468,7 @@
       </w:pPr>
       <w:r>
         <w:rPr/>
-      </w:r>
-    </w:p>
-    <w:p>
-      <w:pPr>
-        <w:pStyle w:val="Normal"/>
-        <w:ind w:hanging="0"/>
-        <w:rPr/>
-      </w:pPr>
-      <w:ins w:id="15" w:author="Steve Rozen, Ph.D." w:date="2026-05-28T17:50:00Z">
-        <w:r>
-          <w:rPr/>
-          <w:t xml:space="preserve">We then calculated </w:t>
-        </w:r>
-      </w:ins>
-      <w:del w:id="16" w:author="Steve Rozen, Ph.D." w:date="2026-05-28T17:50:00Z">
-        <w:r>
-          <w:rPr/>
-          <w:delText xml:space="preserve">And </w:delText>
-        </w:r>
-      </w:del>
-      <w:r>
-        <w:rPr/>
-        <w:t>p values calculated for the odds ratio using Fisher’s exact test. Only strand asymmetries with p value &gt; 0.05 were considered showing strand asymmetries.</w:t>
+        <w:t>We then calculated p values calculated for the odds ratio using Fisher’s exact test. Only strand asymmetries with p value &gt; 0.05 were considered showing strand asymmetries.</w:t>
       </w:r>
     </w:p>
     <w:p>
@@ -5177,9 +4598,7 @@
     <w:p>
       <w:pPr>
         <w:pStyle w:val="Normal"/>
-        <w:rPr>
-          <w:del w:id="22" w:author="Steve Rozen, Ph.D." w:date="2026-05-28T17:42:00Z"/>
-        </w:rPr>
+        <w:rPr/>
       </w:pPr>
       <w:r>
         <w:rPr/>
@@ -5298,133 +4717,89 @@
       </w:r>
       <w:r>
         <w:rPr/>
-        <w:t>), respectively.</w:t>
-      </w:r>
-      <w:ins w:id="17" w:author="Steve Rozen, Ph.D." w:date="2026-05-28T17:41:00Z">
-        <w:r>
-          <w:rPr/>
-          <w:t xml:space="preserve"> The two models are </w:t>
-        </w:r>
-      </w:ins>
-      <w:ins w:id="18" w:author="Steve Rozen, Ph.D." w:date="2026-05-28T17:41:00Z">
-        <w:r>
-          <w:rPr>
-            <w:i/>
-            <w:iCs/>
-          </w:rPr>
-          <w:t>lm(R ~ c )</w:t>
-        </w:r>
-      </w:ins>
-      <w:ins w:id="19" w:author="Steve Rozen, Ph.D." w:date="2026-05-28T17:41:00Z">
-        <w:r>
-          <w:rPr/>
-          <w:t xml:space="preserve"> and </w:t>
-        </w:r>
-      </w:ins>
-      <w:ins w:id="20" w:author="Steve Rozen, Ph.D." w:date="2026-05-28T17:41:00Z">
-        <w:r>
-          <w:rPr>
-            <w:i/>
-            <w:iCs/>
-          </w:rPr>
-          <w:t>lm(S ~ c)</w:t>
-        </w:r>
-      </w:ins>
-      <w:ins w:id="21" w:author="Steve Rozen, Ph.D." w:date="2026-05-28T17:41:00Z">
-        <w:r>
-          <w:rPr/>
-          <w:t xml:space="preserve">, where </w:t>
-        </w:r>
-      </w:ins>
+        <w:t xml:space="preserve">), respectively. The two models are </w:t>
+      </w:r>
+      <w:r>
+        <w:rPr>
+          <w:i/>
+          <w:iCs/>
+        </w:rPr>
+        <w:t>lm(R ~ c )</w:t>
+      </w:r>
+      <w:r>
+        <w:rPr/>
+        <w:t xml:space="preserve"> and </w:t>
+      </w:r>
+      <w:r>
+        <w:rPr>
+          <w:i/>
+          <w:iCs/>
+        </w:rPr>
+        <w:t>lm(S ~ c)</w:t>
+      </w:r>
+      <w:r>
+        <w:rPr/>
+        <w:t>, where  replication timing denotes a vector c = (1,2,3 … 10).</w:t>
+      </w:r>
     </w:p>
     <w:p>
       <w:pPr>
         <w:pStyle w:val="Normal"/>
-        <w:rPr>
-          <w:del w:id="24" w:author="Steve Rozen, Ph.D." w:date="2026-05-28T17:42:00Z"/>
-          <w:sz w:val="20"/>
-          <w:szCs w:val="21"/>
-        </w:rPr>
-      </w:pPr>
-      <w:del w:id="23" w:author="Steve Rozen, Ph.D." w:date="2026-05-28T17:42:00Z">
-        <w:r>
-          <w:rPr>
-            <w:sz w:val="20"/>
-            <w:szCs w:val="21"/>
-          </w:rPr>
-        </w:r>
-      </w:del>
+        <w:rPr/>
+      </w:pPr>
+      <w:r>
+        <w:rPr/>
+        <w:t xml:space="preserve">The replication timing trend for </w:t>
+      </w:r>
+      <w:r>
+        <w:rPr>
+          <w:rFonts w:eastAsia="Times New Roman" w:hint="eastAsia"/>
+        </w:rPr>
+        <w:t xml:space="preserve">an 83-type </w:t>
+      </w:r>
+      <w:r>
+        <w:rPr/>
+        <w:t xml:space="preserve">signature was determined for both real and simulated data. An </w:t>
+      </w:r>
+      <w:r>
+        <w:rPr>
+          <w:rFonts w:eastAsia="Times New Roman" w:hint="eastAsia"/>
+        </w:rPr>
+        <w:t>indel</w:t>
+      </w:r>
+      <w:r>
+        <w:rPr/>
+        <w:t xml:space="preserve"> signature was considered to be generally unaffected by replication timing if the slope m was not statistically significant from a flat line. Otherwise, with the slope m statistically significant from a flat line, an ID signature was considered to be increasing from early to late replicating regions if the slope m &gt; 0, and was considered to be decreasing from early to late replicating regions if the slope m &lt; 0. </w:t>
+      </w:r>
     </w:p>
     <w:p>
       <w:pPr>
         <w:pStyle w:val="Normal"/>
-        <w:rPr>
-          <w:del w:id="26" w:author="Steve Rozen, Ph.D." w:date="2026-05-28T17:42:00Z"/>
-          <w:shd w:fill="FFFF00" w:val="clear"/>
-        </w:rPr>
-      </w:pPr>
-      <w:del w:id="25" w:author="Steve Rozen, Ph.D." w:date="2026-05-28T17:42:00Z">
-        <w:r>
-          <w:rPr>
-            <w:shd w:fill="FFFF00" w:val="clear"/>
-          </w:rPr>
-        </w:r>
-      </w:del>
-    </w:p>
-    <w:p>
-      <w:pPr>
-        <w:pStyle w:val="Normal"/>
-        <w:rPr/>
-      </w:pPr>
-      <w:del w:id="27" w:author="Steve Rozen, Ph.D." w:date="2026-05-28T17:42:00Z">
-        <w:r>
-          <w:rPr/>
-          <w:delText>In the above formula,</w:delText>
-        </w:r>
-      </w:del>
-      <w:r>
-        <w:rPr/>
-        <w:t xml:space="preserve"> replication timing denotes a vector c = (1,2,3 … 10).</w:t>
-      </w:r>
-    </w:p>
-    <w:p>
-      <w:pPr>
-        <w:pStyle w:val="Normal"/>
-        <w:rPr/>
-      </w:pPr>
-      <w:r>
-        <w:rPr/>
-        <w:t xml:space="preserve">The replication timing trend for </w:t>
+        <w:rPr/>
+      </w:pPr>
+      <w:r>
+        <w:rPr/>
+        <w:t xml:space="preserve">If the trends of a certain </w:t>
       </w:r>
       <w:r>
         <w:rPr>
           <w:rFonts w:eastAsia="Times New Roman" w:hint="eastAsia"/>
         </w:rPr>
-        <w:t xml:space="preserve">an 83-type </w:t>
-      </w:r>
-      <w:r>
-        <w:rPr/>
-        <w:t xml:space="preserve">signature was determined for both real and simulated data. An </w:t>
+        <w:t>83-type</w:t>
+      </w:r>
+      <w:r>
+        <w:rPr/>
+        <w:t xml:space="preserve"> signature for the two datasets (real and simulated data) were different, the relative trend for real data comparing the simulated data was the final trend for the </w:t>
       </w:r>
       <w:r>
         <w:rPr>
           <w:rFonts w:eastAsia="Times New Roman" w:hint="eastAsia"/>
         </w:rPr>
-        <w:t>indel</w:t>
-      </w:r>
-      <w:r>
-        <w:rPr/>
-        <w:t xml:space="preserve"> signature was considered to be generally unaffected by replication timing if the slope m was not statistically significant from a flat line. Otherwise, with the slope m statistically significant from a flat line, an ID signature was considered to be increasing from early to late replicating regions if the slope m &gt; 0, and was considered to be decreasing from early to late replicating regions if the slope m &lt; 0. </w:t>
-      </w:r>
-    </w:p>
-    <w:p>
-      <w:pPr>
-        <w:pStyle w:val="Normal"/>
-        <w:rPr/>
-      </w:pPr>
-      <w:r>
-        <w:rPr/>
-        <w:t xml:space="preserve">If the trends of a certain </w:t>
+        <w:t>83-type</w:t>
+      </w:r>
+      <w:r>
+        <w:rPr/>
+        <w:t xml:space="preserve"> signature. Otherwise, if the trends of a certain </w:t>
       </w:r>
       <w:r>
         <w:rPr>
@@ -5434,52 +4809,15 @@
       </w:r>
       <w:r>
         <w:rPr/>
-        <w:t xml:space="preserve"> signature for the two datasets (real and simulated data) were different, the relative trend for real data comparing the simulated data was the final trend for the </w:t>
-      </w:r>
-      <w:r>
-        <w:rPr>
-          <w:rFonts w:eastAsia="Times New Roman" w:hint="eastAsia"/>
-        </w:rPr>
-        <w:t>83-type</w:t>
-      </w:r>
-      <w:r>
-        <w:rPr/>
-        <w:t xml:space="preserve"> signature. Otherwise, if the trends of a certain </w:t>
-      </w:r>
-      <w:r>
-        <w:rPr>
-          <w:rFonts w:eastAsia="Times New Roman" w:hint="eastAsia"/>
-        </w:rPr>
-        <w:t>83-type</w:t>
-      </w:r>
-      <w:r>
-        <w:rPr/>
-        <w:t xml:space="preserve"> signature for the two dataset were the same, a third multiple linear regression model was fitted</w:t>
-      </w:r>
-      <w:ins w:id="28" w:author="Steve Rozen, Ph.D." w:date="2026-05-28T17:42:00Z">
-        <w:r>
-          <w:rPr/>
-          <w:t xml:space="preserve">: </w:t>
-        </w:r>
-      </w:ins>
-      <w:ins w:id="29" w:author="Steve Rozen, Ph.D." w:date="2026-05-28T17:42:00Z">
-        <w:r>
-          <w:rPr>
-            <w:i/>
-            <w:iCs/>
-          </w:rPr>
-          <w:t>lm(R ~ S + c)</w:t>
-        </w:r>
-      </w:ins>
-      <w:del w:id="30" w:author="Steve Rozen, Ph.D." w:date="2026-05-28T17:42:00Z">
-        <w:r>
-          <w:rPr>
-            <w:i/>
-            <w:iCs/>
-          </w:rPr>
-          <w:delText xml:space="preserve">. </w:delText>
-        </w:r>
-      </w:del>
+        <w:t xml:space="preserve"> signature for the two dataset were the same, a third multiple linear regression model was fitted: </w:t>
+      </w:r>
+      <w:r>
+        <w:rPr>
+          <w:i/>
+          <w:iCs/>
+        </w:rPr>
+        <w:t>lm(R ~ S + c)</w:t>
+      </w:r>
     </w:p>
     <w:p>
       <w:pPr>
@@ -21262,7 +20600,7 @@
   <w:comment w:id="0" w:author="Mo Liu" w:date="2026-08-21T14:53:00Z" w:initials="ML">
     <w:p>
       <w:pPr>
-        <w:overflowPunct w:val="false"/>
+        <w:overflowPunct w:val="true"/>
         <w:spacing w:lineRule="auto" w:line="240"/>
         <w:rPr/>
       </w:pPr>
@@ -21282,7 +20620,7 @@
   <w:comment w:id="4" w:author="Mo Liu" w:date="2026-05-25T13:45:00Z" w:initials="ML">
     <w:p>
       <w:pPr>
-        <w:overflowPunct w:val="false"/>
+        <w:overflowPunct w:val="true"/>
         <w:spacing w:lineRule="auto" w:line="240"/>
         <w:rPr/>
       </w:pPr>
@@ -21302,7 +20640,7 @@
   <w:comment w:id="3" w:author="Steve Rozen, Ph.D." w:date="2026-05-28T17:52:00Z" w:initials="SR">
     <w:p>
       <w:pPr>
-        <w:overflowPunct w:val="false"/>
+        <w:overflowPunct w:val="true"/>
         <w:spacing w:lineRule="auto" w:line="240"/>
         <w:rPr/>
       </w:pPr>
@@ -21322,7 +20660,7 @@
   <w:comment w:id="2" w:author="Mo Liu" w:date="2026-05-29T16:03:00Z" w:initials="ML">
     <w:p>
       <w:pPr>
-        <w:overflowPunct w:val="true"/>
+        <w:overflowPunct w:val="false"/>
         <w:spacing w:lineRule="auto" w:line="240"/>
         <w:rPr/>
       </w:pPr>
@@ -21342,7 +20680,7 @@
   <w:comment w:id="1" w:author="Unknown Author" w:date="2026-07-02T20:23:00Z" w:initials="">
     <w:p>
       <w:pPr>
-        <w:overflowPunct w:val="true"/>
+        <w:overflowPunct w:val="false"/>
         <w:spacing w:lineRule="auto" w:line="240"/>
         <w:rPr/>
       </w:pPr>
@@ -21361,8 +20699,8 @@
     </w:p>
     <w:p>
       <w:pPr>
-        <w:overflowPunct w:val="true"/>
-        <w:spacing w:lineRule="auto" w:line="240" w:before="8895" w:after="0"/>
+        <w:overflowPunct w:val="false"/>
+        <w:spacing w:lineRule="auto" w:line="240" w:before="15690" w:after="0"/>
         <w:rPr/>
       </w:pPr>
       <w:r>
@@ -21376,8 +20714,8 @@
     </w:p>
     <w:p>
       <w:pPr>
-        <w:overflowPunct w:val="true"/>
-        <w:spacing w:lineRule="auto" w:line="240" w:before="8895" w:after="0"/>
+        <w:overflowPunct w:val="false"/>
+        <w:spacing w:lineRule="auto" w:line="240" w:before="15690" w:after="0"/>
         <w:rPr/>
       </w:pPr>
       <w:r>
@@ -21390,8 +20728,8 @@
     </w:p>
     <w:p>
       <w:pPr>
-        <w:overflowPunct w:val="true"/>
-        <w:spacing w:lineRule="auto" w:line="240" w:before="8895" w:after="0"/>
+        <w:overflowPunct w:val="false"/>
+        <w:spacing w:lineRule="auto" w:line="240" w:before="15690" w:after="0"/>
         <w:rPr/>
       </w:pPr>
       <w:r>
@@ -21405,8 +20743,8 @@
     </w:p>
     <w:p>
       <w:pPr>
-        <w:overflowPunct w:val="true"/>
-        <w:spacing w:lineRule="auto" w:line="240" w:before="8895" w:after="0"/>
+        <w:overflowPunct w:val="false"/>
+        <w:spacing w:lineRule="auto" w:line="240" w:before="15690" w:after="0"/>
         <w:rPr/>
       </w:pPr>
       <w:r>
@@ -21419,8 +20757,8 @@
     </w:p>
     <w:p>
       <w:pPr>
-        <w:overflowPunct w:val="true"/>
-        <w:spacing w:lineRule="auto" w:line="240" w:before="8895" w:after="0"/>
+        <w:overflowPunct w:val="false"/>
+        <w:spacing w:lineRule="auto" w:line="240" w:before="15690" w:after="0"/>
         <w:rPr/>
       </w:pPr>
       <w:r>
@@ -21434,8 +20772,8 @@
     </w:p>
     <w:p>
       <w:pPr>
-        <w:overflowPunct w:val="true"/>
-        <w:spacing w:lineRule="auto" w:line="240" w:before="8895" w:after="0"/>
+        <w:overflowPunct w:val="false"/>
+        <w:spacing w:lineRule="auto" w:line="240" w:before="15690" w:after="0"/>
         <w:rPr/>
       </w:pPr>
       <w:r>
@@ -21448,8 +20786,8 @@
     </w:p>
     <w:p>
       <w:pPr>
-        <w:overflowPunct w:val="true"/>
-        <w:spacing w:lineRule="auto" w:line="240" w:before="8895" w:after="0"/>
+        <w:overflowPunct w:val="false"/>
+        <w:spacing w:lineRule="auto" w:line="240" w:before="15690" w:after="0"/>
         <w:rPr/>
       </w:pPr>
       <w:r>
@@ -21463,8 +20801,8 @@
     </w:p>
     <w:p>
       <w:pPr>
-        <w:overflowPunct w:val="true"/>
-        <w:spacing w:lineRule="auto" w:line="240" w:before="8895" w:after="0"/>
+        <w:overflowPunct w:val="false"/>
+        <w:spacing w:lineRule="auto" w:line="240" w:before="15690" w:after="0"/>
         <w:rPr/>
       </w:pPr>
       <w:r>
@@ -21477,8 +20815,8 @@
     </w:p>
     <w:p>
       <w:pPr>
-        <w:overflowPunct w:val="true"/>
-        <w:spacing w:lineRule="auto" w:line="240" w:before="8895" w:after="0"/>
+        <w:overflowPunct w:val="false"/>
+        <w:spacing w:lineRule="auto" w:line="240" w:before="15690" w:after="0"/>
         <w:rPr/>
       </w:pPr>
       <w:r>
@@ -21492,8 +20830,8 @@
     </w:p>
     <w:p>
       <w:pPr>
-        <w:overflowPunct w:val="true"/>
-        <w:spacing w:lineRule="auto" w:line="240" w:before="8895" w:after="0"/>
+        <w:overflowPunct w:val="false"/>
+        <w:spacing w:lineRule="auto" w:line="240" w:before="15690" w:after="0"/>
         <w:rPr/>
       </w:pPr>
       <w:r>
@@ -21507,8 +20845,8 @@
     </w:p>
     <w:p>
       <w:pPr>
-        <w:overflowPunct w:val="true"/>
-        <w:spacing w:lineRule="auto" w:line="240" w:before="8895" w:after="0"/>
+        <w:overflowPunct w:val="false"/>
+        <w:spacing w:lineRule="auto" w:line="240" w:before="15690" w:after="0"/>
         <w:rPr/>
       </w:pPr>
       <w:r>
@@ -21522,8 +20860,8 @@
     </w:p>
     <w:p>
       <w:pPr>
-        <w:overflowPunct w:val="true"/>
-        <w:spacing w:lineRule="auto" w:line="240" w:before="8895" w:after="0"/>
+        <w:overflowPunct w:val="false"/>
+        <w:spacing w:lineRule="auto" w:line="240" w:before="15690" w:after="0"/>
         <w:rPr/>
       </w:pPr>
       <w:r>
@@ -21536,8 +20874,8 @@
     </w:p>
     <w:p>
       <w:pPr>
-        <w:overflowPunct w:val="true"/>
-        <w:spacing w:lineRule="auto" w:line="240" w:before="8895" w:after="0"/>
+        <w:overflowPunct w:val="false"/>
+        <w:spacing w:lineRule="auto" w:line="240" w:before="15690" w:after="0"/>
         <w:rPr/>
       </w:pPr>
       <w:r>
@@ -21550,8 +20888,8 @@
     </w:p>
     <w:p>
       <w:pPr>
-        <w:overflowPunct w:val="true"/>
-        <w:spacing w:lineRule="auto" w:line="240" w:before="8895" w:after="0"/>
+        <w:overflowPunct w:val="false"/>
+        <w:spacing w:lineRule="auto" w:line="240" w:before="15690" w:after="0"/>
         <w:rPr/>
       </w:pPr>
       <w:r>
@@ -21564,8 +20902,8 @@
     </w:p>
     <w:p>
       <w:pPr>
-        <w:overflowPunct w:val="true"/>
-        <w:spacing w:lineRule="auto" w:line="240" w:before="8895" w:after="0"/>
+        <w:overflowPunct w:val="false"/>
+        <w:spacing w:lineRule="auto" w:line="240" w:before="15690" w:after="0"/>
         <w:rPr/>
       </w:pPr>
       <w:r>
@@ -21578,8 +20916,8 @@
     </w:p>
     <w:p>
       <w:pPr>
-        <w:overflowPunct w:val="true"/>
-        <w:spacing w:lineRule="auto" w:line="240" w:before="8895" w:after="0"/>
+        <w:overflowPunct w:val="false"/>
+        <w:spacing w:lineRule="auto" w:line="240" w:before="15690" w:after="0"/>
         <w:rPr/>
       </w:pPr>
       <w:r>
@@ -21592,8 +20930,8 @@
     </w:p>
     <w:p>
       <w:pPr>
-        <w:overflowPunct w:val="true"/>
-        <w:spacing w:lineRule="auto" w:line="240" w:before="8895" w:after="0"/>
+        <w:overflowPunct w:val="false"/>
+        <w:spacing w:lineRule="auto" w:line="240" w:before="15690" w:after="0"/>
         <w:rPr/>
       </w:pPr>
       <w:r>
@@ -21606,8 +20944,8 @@
     </w:p>
     <w:p>
       <w:pPr>
-        <w:overflowPunct w:val="true"/>
-        <w:spacing w:lineRule="auto" w:line="240" w:before="8895" w:after="0"/>
+        <w:overflowPunct w:val="false"/>
+        <w:spacing w:lineRule="auto" w:line="240" w:before="15690" w:after="0"/>
         <w:rPr/>
       </w:pPr>
       <w:r>
@@ -21621,8 +20959,8 @@
     </w:p>
     <w:p>
       <w:pPr>
-        <w:overflowPunct w:val="true"/>
-        <w:spacing w:lineRule="auto" w:line="240" w:before="8895" w:after="0"/>
+        <w:overflowPunct w:val="false"/>
+        <w:spacing w:lineRule="auto" w:line="240" w:before="15690" w:after="0"/>
         <w:rPr/>
       </w:pPr>
       <w:r>
@@ -21635,8 +20973,8 @@
     </w:p>
     <w:p>
       <w:pPr>
-        <w:overflowPunct w:val="true"/>
-        <w:spacing w:lineRule="auto" w:line="240" w:before="8895" w:after="0"/>
+        <w:overflowPunct w:val="false"/>
+        <w:spacing w:lineRule="auto" w:line="240" w:before="15690" w:after="0"/>
         <w:rPr/>
       </w:pPr>
       <w:r>
@@ -21649,8 +20987,8 @@
     </w:p>
     <w:p>
       <w:pPr>
-        <w:overflowPunct w:val="true"/>
-        <w:spacing w:lineRule="auto" w:line="240" w:before="8895" w:after="0"/>
+        <w:overflowPunct w:val="false"/>
+        <w:spacing w:lineRule="auto" w:line="240" w:before="15690" w:after="0"/>
         <w:rPr/>
       </w:pPr>
       <w:r>
@@ -21663,8 +21001,8 @@
     </w:p>
     <w:p>
       <w:pPr>
-        <w:overflowPunct w:val="true"/>
-        <w:spacing w:lineRule="auto" w:line="240" w:before="8895" w:after="0"/>
+        <w:overflowPunct w:val="false"/>
+        <w:spacing w:lineRule="auto" w:line="240" w:before="15690" w:after="0"/>
         <w:rPr/>
       </w:pPr>
       <w:r>
@@ -21677,8 +21015,8 @@
     </w:p>
     <w:p>
       <w:pPr>
-        <w:overflowPunct w:val="true"/>
-        <w:spacing w:lineRule="auto" w:line="240" w:before="8895" w:after="0"/>
+        <w:overflowPunct w:val="false"/>
+        <w:spacing w:lineRule="auto" w:line="240" w:before="15690" w:after="0"/>
         <w:rPr/>
       </w:pPr>
       <w:r>
@@ -21691,8 +21029,8 @@
     </w:p>
     <w:p>
       <w:pPr>
-        <w:overflowPunct w:val="true"/>
-        <w:spacing w:lineRule="auto" w:line="240" w:before="8895" w:after="0"/>
+        <w:overflowPunct w:val="false"/>
+        <w:spacing w:lineRule="auto" w:line="240" w:before="15690" w:after="0"/>
         <w:rPr/>
       </w:pPr>
       <w:r>
@@ -21705,8 +21043,8 @@
     </w:p>
     <w:p>
       <w:pPr>
-        <w:overflowPunct w:val="true"/>
-        <w:spacing w:lineRule="auto" w:line="240" w:before="8895" w:after="0"/>
+        <w:overflowPunct w:val="false"/>
+        <w:spacing w:lineRule="auto" w:line="240" w:before="15690" w:after="0"/>
         <w:rPr/>
       </w:pPr>
       <w:r>
@@ -21719,8 +21057,8 @@
     </w:p>
     <w:p>
       <w:pPr>
-        <w:overflowPunct w:val="true"/>
-        <w:spacing w:lineRule="auto" w:line="240" w:before="8895" w:after="0"/>
+        <w:overflowPunct w:val="false"/>
+        <w:spacing w:lineRule="auto" w:line="240" w:before="15690" w:after="0"/>
         <w:rPr/>
       </w:pPr>
       <w:r>
@@ -21733,8 +21071,8 @@
     </w:p>
     <w:p>
       <w:pPr>
-        <w:overflowPunct w:val="true"/>
-        <w:spacing w:lineRule="auto" w:line="240" w:before="8895" w:after="0"/>
+        <w:overflowPunct w:val="false"/>
+        <w:spacing w:lineRule="auto" w:line="240" w:before="15690" w:after="0"/>
         <w:rPr/>
       </w:pPr>
       <w:r>
@@ -21747,8 +21085,8 @@
     </w:p>
     <w:p>
       <w:pPr>
-        <w:overflowPunct w:val="true"/>
-        <w:spacing w:lineRule="auto" w:line="240" w:before="8895" w:after="0"/>
+        <w:overflowPunct w:val="false"/>
+        <w:spacing w:lineRule="auto" w:line="240" w:before="15690" w:after="0"/>
         <w:rPr/>
       </w:pPr>
       <w:r>
@@ -21761,8 +21099,8 @@
     </w:p>
     <w:p>
       <w:pPr>
-        <w:overflowPunct w:val="true"/>
-        <w:spacing w:lineRule="auto" w:line="240" w:before="8895" w:after="0"/>
+        <w:overflowPunct w:val="false"/>
+        <w:spacing w:lineRule="auto" w:line="240" w:before="15690" w:after="0"/>
         <w:rPr/>
       </w:pPr>
       <w:r>
@@ -21775,8 +21113,8 @@
     </w:p>
     <w:p>
       <w:pPr>
-        <w:overflowPunct w:val="true"/>
-        <w:spacing w:lineRule="auto" w:line="240" w:before="8895" w:after="0"/>
+        <w:overflowPunct w:val="false"/>
+        <w:spacing w:lineRule="auto" w:line="240" w:before="15690" w:after="0"/>
         <w:rPr/>
       </w:pPr>
       <w:r>
@@ -21789,8 +21127,8 @@
     </w:p>
     <w:p>
       <w:pPr>
-        <w:overflowPunct w:val="true"/>
-        <w:spacing w:lineRule="auto" w:line="240" w:before="8895" w:after="0"/>
+        <w:overflowPunct w:val="false"/>
+        <w:spacing w:lineRule="auto" w:line="240" w:before="15690" w:after="0"/>
         <w:rPr/>
       </w:pPr>
       <w:r>
@@ -21803,8 +21141,8 @@
     </w:p>
     <w:p>
       <w:pPr>
-        <w:overflowPunct w:val="true"/>
-        <w:spacing w:lineRule="auto" w:line="240" w:before="8895" w:after="0"/>
+        <w:overflowPunct w:val="false"/>
+        <w:spacing w:lineRule="auto" w:line="240" w:before="15690" w:after="0"/>
         <w:rPr/>
       </w:pPr>
       <w:r>
@@ -21817,8 +21155,8 @@
     </w:p>
     <w:p>
       <w:pPr>
-        <w:overflowPunct w:val="true"/>
-        <w:spacing w:lineRule="auto" w:line="240" w:before="8895" w:after="0"/>
+        <w:overflowPunct w:val="false"/>
+        <w:spacing w:lineRule="auto" w:line="240" w:before="15690" w:after="0"/>
         <w:rPr/>
       </w:pPr>
       <w:r>
@@ -21831,8 +21169,8 @@
     </w:p>
     <w:p>
       <w:pPr>
-        <w:overflowPunct w:val="true"/>
-        <w:spacing w:lineRule="auto" w:line="240" w:before="8895" w:after="0"/>
+        <w:overflowPunct w:val="false"/>
+        <w:spacing w:lineRule="auto" w:line="240" w:before="15690" w:after="0"/>
         <w:rPr/>
       </w:pPr>
       <w:r>
@@ -21845,8 +21183,8 @@
     </w:p>
     <w:p>
       <w:pPr>
-        <w:overflowPunct w:val="true"/>
-        <w:spacing w:lineRule="auto" w:line="240" w:before="8895" w:after="0"/>
+        <w:overflowPunct w:val="false"/>
+        <w:spacing w:lineRule="auto" w:line="240" w:before="15690" w:after="0"/>
         <w:rPr/>
       </w:pPr>
       <w:r>
@@ -21859,8 +21197,8 @@
     </w:p>
     <w:p>
       <w:pPr>
-        <w:overflowPunct w:val="true"/>
-        <w:spacing w:lineRule="auto" w:line="240" w:before="8895" w:after="0"/>
+        <w:overflowPunct w:val="false"/>
+        <w:spacing w:lineRule="auto" w:line="240" w:before="15690" w:after="0"/>
         <w:rPr/>
       </w:pPr>
       <w:r>
@@ -21873,8 +21211,8 @@
     </w:p>
     <w:p>
       <w:pPr>
-        <w:overflowPunct w:val="true"/>
-        <w:spacing w:lineRule="auto" w:line="240" w:before="8895" w:after="0"/>
+        <w:overflowPunct w:val="false"/>
+        <w:spacing w:lineRule="auto" w:line="240" w:before="15690" w:after="0"/>
         <w:rPr/>
       </w:pPr>
       <w:r>
@@ -21887,8 +21225,8 @@
     </w:p>
     <w:p>
       <w:pPr>
-        <w:overflowPunct w:val="true"/>
-        <w:spacing w:lineRule="auto" w:line="240" w:before="8895" w:after="0"/>
+        <w:overflowPunct w:val="false"/>
+        <w:spacing w:lineRule="auto" w:line="240" w:before="15690" w:after="0"/>
         <w:rPr/>
       </w:pPr>
       <w:r>
@@ -21901,8 +21239,8 @@
     </w:p>
     <w:p>
       <w:pPr>
-        <w:overflowPunct w:val="true"/>
-        <w:spacing w:lineRule="auto" w:line="240" w:before="8895" w:after="0"/>
+        <w:overflowPunct w:val="false"/>
+        <w:spacing w:lineRule="auto" w:line="240" w:before="15690" w:after="0"/>
         <w:rPr/>
       </w:pPr>
       <w:r>
@@ -21915,8 +21253,8 @@
     </w:p>
     <w:p>
       <w:pPr>
-        <w:overflowPunct w:val="true"/>
-        <w:spacing w:lineRule="auto" w:line="240" w:before="8895" w:after="0"/>
+        <w:overflowPunct w:val="false"/>
+        <w:spacing w:lineRule="auto" w:line="240" w:before="15690" w:after="0"/>
         <w:rPr/>
       </w:pPr>
       <w:r>
@@ -21929,8 +21267,8 @@
     </w:p>
     <w:p>
       <w:pPr>
-        <w:overflowPunct w:val="true"/>
-        <w:spacing w:lineRule="auto" w:line="240" w:before="8895" w:after="0"/>
+        <w:overflowPunct w:val="false"/>
+        <w:spacing w:lineRule="auto" w:line="240" w:before="15690" w:after="0"/>
         <w:rPr/>
       </w:pPr>
       <w:r>
@@ -21943,8 +21281,8 @@
     </w:p>
     <w:p>
       <w:pPr>
-        <w:overflowPunct w:val="true"/>
-        <w:spacing w:lineRule="auto" w:line="240" w:before="8895" w:after="0"/>
+        <w:overflowPunct w:val="false"/>
+        <w:spacing w:lineRule="auto" w:line="240" w:before="15690" w:after="0"/>
         <w:rPr/>
       </w:pPr>
       <w:r>
@@ -21957,8 +21295,8 @@
     </w:p>
     <w:p>
       <w:pPr>
-        <w:overflowPunct w:val="true"/>
-        <w:spacing w:lineRule="auto" w:line="240" w:before="8895" w:after="0"/>
+        <w:overflowPunct w:val="false"/>
+        <w:spacing w:lineRule="auto" w:line="240" w:before="15690" w:after="0"/>
         <w:rPr/>
       </w:pPr>
       <w:r>
@@ -21971,8 +21309,8 @@
     </w:p>
     <w:p>
       <w:pPr>
-        <w:overflowPunct w:val="true"/>
-        <w:spacing w:lineRule="auto" w:line="240" w:before="8895" w:after="0"/>
+        <w:overflowPunct w:val="false"/>
+        <w:spacing w:lineRule="auto" w:line="240" w:before="15690" w:after="0"/>
         <w:rPr/>
       </w:pPr>
       <w:r>
@@ -21987,7 +21325,7 @@
   <w:comment w:id="5" w:author="Mo Liu" w:date="2026-09-06T22:02:00Z" w:initials="ML">
     <w:p>
       <w:pPr>
-        <w:overflowPunct w:val="false"/>
+        <w:overflowPunct w:val="true"/>
         <w:spacing w:lineRule="auto" w:line="240"/>
         <w:rPr/>
       </w:pPr>
@@ -21996,7 +21334,7 @@
       </w:r>
       <w:r>
         <w:rPr>
-          <w:rFonts w:cs="Noto Sans Arabic UI" w:eastAsia="宋体" w:ascii="Calibri" w:hAnsi="Calibri"/>
+          <w:rFonts w:eastAsia="宋体" w:cs="Noto Sans Arabic UI" w:ascii="Calibri" w:hAnsi="Calibri"/>
           <w:sz w:val="22"/>
           <w:szCs w:val="22"/>
         </w:rPr>
@@ -23115,8 +22453,8 @@
       <w:szCs w:val="24"/>
     </w:rPr>
   </w:style>
-  <w:style w:type="character" w:styleId="Bulletsuser" w:customStyle="1">
-    <w:name w:val="Bullets (user)"/>
+  <w:style w:type="character" w:styleId="Bullets" w:customStyle="1">
+    <w:name w:val="Bullets"/>
     <w:qFormat/>
     <w:rPr>
       <w:rFonts w:ascii="OpenSymbol" w:hAnsi="OpenSymbol" w:eastAsia="OpenSymbol" w:cs="OpenSymbol"/>
@@ -23288,7 +22626,7 @@
       <w:jc w:val="start"/>
     </w:pPr>
     <w:rPr>
-      <w:rFonts w:eastAsia="DejaVu Sans" w:ascii="Calibri" w:hAnsi="Calibri" w:cs="Noto Sans Arabic UI"/>
+      <w:rFonts w:ascii="Calibri" w:hAnsi="Calibri" w:eastAsia="DejaVu Sans" w:cs="Noto Sans Arabic UI"/>
       <w:color w:val="auto"/>
       <w:kern w:val="0"/>
       <w:sz w:val="22"/>
